--- a/t20_s4.docx
+++ b/t20_s4.docx
@@ -3,2168 +3,1748 @@
 <w:document xmlns:wpc="http://schemas.microsoft.com/office/word/2010/wordprocessingCanvas" xmlns:mo="http://schemas.microsoft.com/office/mac/office/2008/main" xmlns:mc="http://schemas.openxmlformats.org/markup-compatibility/2006" xmlns:mv="urn:schemas-microsoft-com:mac:vml" xmlns:o="urn:schemas-microsoft-com:office:office" xmlns:r="http://schemas.openxmlformats.org/officeDocument/2006/relationships" xmlns:m="http://schemas.openxmlformats.org/officeDocument/2006/math" xmlns:v="urn:schemas-microsoft-com:vml" xmlns:wp14="http://schemas.microsoft.com/office/word/2010/wordprocessingDrawing" xmlns:wp="http://schemas.openxmlformats.org/drawingml/2006/wordprocessingDrawing" xmlns:w10="urn:schemas-microsoft-com:office:word" xmlns:w="http://schemas.openxmlformats.org/wordprocessingml/2006/main" xmlns:w14="http://schemas.microsoft.com/office/word/2010/wordml" xmlns:wpg="http://schemas.microsoft.com/office/word/2010/wordprocessingGroup" xmlns:wpi="http://schemas.microsoft.com/office/word/2010/wordprocessingInk" xmlns:wne="http://schemas.microsoft.com/office/word/2006/wordml" xmlns:wps="http://schemas.microsoft.com/office/word/2010/wordprocessingShape" mc:Ignorable="w14 wp14">
   <w:body>
     <w:p>
-      <w:pPr>
-        <w:spacing w:after="20" w:before="120"/>
-      </w:pPr>
-      <w:r>
-        <w:rPr>
-          <w:b/>
-          <w:sz w:val="22"/>
-        </w:rPr>
-        <w:t>Question: Which assessment finding is the EARLIEST indicator of compartment syndrome in a client with a fractured tibia?</w:t>
-      </w:r>
-    </w:p>
-    <w:p>
-      <w:pPr>
-        <w:spacing w:after="0" w:before="0"/>
-      </w:pPr>
-      <w:r>
-        <w:rPr>
-          <w:b w:val="0"/>
-          <w:sz w:val="22"/>
-        </w:rPr>
-        <w:t>(a) Capillary refill of 5 seconds</w:t>
-      </w:r>
-    </w:p>
-    <w:p>
-      <w:pPr>
-        <w:spacing w:after="0" w:before="0"/>
-      </w:pPr>
-      <w:r>
-        <w:rPr>
-          <w:b w:val="0"/>
-          <w:sz w:val="22"/>
-        </w:rPr>
-        <w:t>(b) Cool, cyanotic toes</w:t>
-      </w:r>
-    </w:p>
-    <w:p>
-      <w:pPr>
-        <w:spacing w:after="0" w:before="0"/>
-      </w:pPr>
-      <w:r>
-        <w:rPr>
-          <w:b w:val="0"/>
-          <w:sz w:val="22"/>
-        </w:rPr>
-        <w:t>(c) Pain out of proportion that increases with passive stretch</w:t>
-      </w:r>
-    </w:p>
-    <w:p>
-      <w:pPr>
-        <w:spacing w:after="0" w:before="0"/>
-      </w:pPr>
-      <w:r>
-        <w:rPr>
-          <w:b w:val="0"/>
-          <w:sz w:val="22"/>
-        </w:rPr>
-        <w:t>(d) Absent pedal pulse</w:t>
-      </w:r>
-    </w:p>
-    <w:p>
-      <w:pPr>
-        <w:spacing w:after="0" w:before="40"/>
-      </w:pPr>
-      <w:r>
-        <w:rPr>
-          <w:b/>
-          <w:sz w:val="22"/>
-        </w:rPr>
-        <w:t>Answer: c</w:t>
-      </w:r>
-    </w:p>
-    <w:p>
-      <w:pPr>
-        <w:spacing w:after="0" w:before="0"/>
-      </w:pPr>
-      <w:r>
-        <w:rPr>
-          <w:b w:val="0"/>
-          <w:sz w:val="21"/>
-        </w:rPr>
-        <w:t>Solution: Severe pain worsened by passive stretching is the earliest sign of compartment syndrome; pallor and absent pulses are late findings that appear after irreversible damage.</w:t>
-      </w:r>
-    </w:p>
-    <w:p>
-      <w:pPr>
-        <w:spacing w:after="0" w:before="0"/>
-      </w:pPr>
-      <w:r>
-        <w:rPr>
-          <w:b w:val="0"/>
-          <w:sz w:val="20"/>
-        </w:rPr>
-        <w:t>Positive Marks: 1</w:t>
-      </w:r>
-    </w:p>
-    <w:p>
-      <w:pPr>
-        <w:spacing w:after="160" w:before="0"/>
-      </w:pPr>
-      <w:r>
-        <w:rPr>
-          <w:b w:val="0"/>
-          <w:sz w:val="20"/>
-        </w:rPr>
-        <w:t>Negative Marks: 0.25</w:t>
-      </w:r>
-    </w:p>
-    <w:p>
-      <w:pPr>
-        <w:spacing w:after="20" w:before="120"/>
-      </w:pPr>
-      <w:r>
-        <w:rPr>
-          <w:b/>
-          <w:sz w:val="22"/>
-        </w:rPr>
-        <w:t>Question: Caudal regression syndrome primarily affects which body system?</w:t>
-      </w:r>
-    </w:p>
-    <w:p>
-      <w:pPr>
-        <w:spacing w:after="0" w:before="0"/>
-      </w:pPr>
-      <w:r>
-        <w:rPr>
-          <w:b w:val="0"/>
-          <w:sz w:val="22"/>
-        </w:rPr>
-        <w:t>(a) Integumentry system</w:t>
-      </w:r>
-    </w:p>
-    <w:p>
-      <w:pPr>
-        <w:spacing w:after="0" w:before="0"/>
-      </w:pPr>
-      <w:r>
-        <w:rPr>
-          <w:b w:val="0"/>
-          <w:sz w:val="22"/>
-        </w:rPr>
-        <w:t>(b) Nervous system</w:t>
-      </w:r>
-    </w:p>
-    <w:p>
-      <w:pPr>
-        <w:spacing w:after="0" w:before="0"/>
-      </w:pPr>
-      <w:r>
-        <w:rPr>
-          <w:b w:val="0"/>
-          <w:sz w:val="22"/>
-        </w:rPr>
-        <w:t>(c) Musculoskeletal system</w:t>
-      </w:r>
-    </w:p>
-    <w:p>
-      <w:pPr>
-        <w:spacing w:after="0" w:before="0"/>
-      </w:pPr>
-      <w:r>
-        <w:rPr>
-          <w:b w:val="0"/>
-          <w:sz w:val="22"/>
-        </w:rPr>
-        <w:t>(d) Cardiovascular system</w:t>
-      </w:r>
-    </w:p>
-    <w:p>
-      <w:pPr>
-        <w:spacing w:after="0" w:before="40"/>
-      </w:pPr>
-      <w:r>
-        <w:rPr>
-          <w:b/>
-          <w:sz w:val="22"/>
-        </w:rPr>
-        <w:t>Answer: c</w:t>
-      </w:r>
-    </w:p>
-    <w:p>
-      <w:pPr>
-        <w:spacing w:after="0" w:before="0"/>
-      </w:pPr>
-      <w:r>
-        <w:rPr>
-          <w:b w:val="0"/>
-          <w:sz w:val="21"/>
-        </w:rPr>
-        <w:t>Solution: Caudal regression syndrome primarily affects the musculoskeletal system (option D). Caudal regression syndrome is a rare congenital disorder that involves abnormal development of the lower spine and other structures in the lower body. It is characterized by the absence or underdevelopment of the tailbone (coccyx) and varying degrees of malformation in the lower spine, pelvis, and lower extremities. The nervous system (option A) can also be affected, leading to neurological deficits, but the primary impact is on the musculoskeletal system. The cardiovascular system (option B) and integumentary system (option C) may be indirectly influenced by the skeletal and neural abnormalities.</w:t>
-      </w:r>
-    </w:p>
-    <w:p>
-      <w:pPr>
-        <w:spacing w:after="0" w:before="0"/>
-      </w:pPr>
-      <w:r>
-        <w:rPr>
-          <w:b w:val="0"/>
-          <w:sz w:val="20"/>
-        </w:rPr>
-        <w:t>Positive Marks: 1</w:t>
-      </w:r>
-    </w:p>
-    <w:p>
-      <w:pPr>
-        <w:spacing w:after="160" w:before="0"/>
-      </w:pPr>
-      <w:r>
-        <w:rPr>
-          <w:b w:val="0"/>
-          <w:sz w:val="20"/>
-        </w:rPr>
-        <w:t>Negative Marks: 0.25</w:t>
-      </w:r>
-    </w:p>
-    <w:p>
-      <w:pPr>
-        <w:spacing w:after="20" w:before="120"/>
-      </w:pPr>
-      <w:r>
-        <w:rPr>
-          <w:b/>
-          <w:sz w:val="22"/>
-        </w:rPr>
-        <w:t>Question: According to the Parkland formula, the fluid requirement in the first 24 hours for a burn patient is calculated as:</w:t>
-      </w:r>
-    </w:p>
-    <w:p>
-      <w:pPr>
-        <w:spacing w:after="0" w:before="0"/>
-      </w:pPr>
-      <w:r>
-        <w:rPr>
-          <w:b w:val="0"/>
-          <w:sz w:val="22"/>
-        </w:rPr>
-        <w:t>(a) 2 ml × %BSA × body weight (kg)</w:t>
-      </w:r>
-    </w:p>
-    <w:p>
-      <w:pPr>
-        <w:spacing w:after="0" w:before="0"/>
-      </w:pPr>
-      <w:r>
-        <w:rPr>
-          <w:b w:val="0"/>
-          <w:sz w:val="22"/>
-        </w:rPr>
-        <w:t>(b) 3 ml × %BSA × body weight (kg)</w:t>
-      </w:r>
-    </w:p>
-    <w:p>
-      <w:pPr>
-        <w:spacing w:after="0" w:before="0"/>
-      </w:pPr>
-      <w:r>
-        <w:rPr>
-          <w:b w:val="0"/>
-          <w:sz w:val="22"/>
-        </w:rPr>
-        <w:t>(c) 4 ml × %BSA × body weight (kg)</w:t>
-      </w:r>
-    </w:p>
-    <w:p>
-      <w:pPr>
-        <w:spacing w:after="0" w:before="0"/>
-      </w:pPr>
-      <w:r>
-        <w:rPr>
-          <w:b w:val="0"/>
-          <w:sz w:val="22"/>
-        </w:rPr>
-        <w:t>(d) 1 ml × %BSA × body weight (kg)</w:t>
-      </w:r>
-    </w:p>
-    <w:p>
-      <w:pPr>
-        <w:spacing w:after="0" w:before="40"/>
-      </w:pPr>
-      <w:r>
-        <w:rPr>
-          <w:b/>
-          <w:sz w:val="22"/>
-        </w:rPr>
-        <w:t>Answer: c</w:t>
-      </w:r>
-    </w:p>
-    <w:p>
-      <w:pPr>
-        <w:spacing w:after="0" w:before="0"/>
-      </w:pPr>
-      <w:r>
-        <w:rPr>
-          <w:b w:val="0"/>
-          <w:sz w:val="21"/>
-        </w:rPr>
-        <w:t>Solution: Parkland formula: 4 ml × % body surface area burned × body weight (kg) in the first 24 hours; half in the first 8 hours.</w:t>
-      </w:r>
-    </w:p>
-    <w:p>
-      <w:pPr>
-        <w:spacing w:after="0" w:before="0"/>
-      </w:pPr>
-      <w:r>
-        <w:rPr>
-          <w:b w:val="0"/>
-          <w:sz w:val="20"/>
-        </w:rPr>
-        <w:t>Positive Marks: 1</w:t>
-      </w:r>
-    </w:p>
-    <w:p>
-      <w:pPr>
-        <w:spacing w:after="160" w:before="0"/>
-      </w:pPr>
-      <w:r>
-        <w:rPr>
-          <w:b w:val="0"/>
-          <w:sz w:val="20"/>
-        </w:rPr>
-        <w:t>Negative Marks: 0.25</w:t>
-      </w:r>
-    </w:p>
-    <w:p>
-      <w:pPr>
-        <w:spacing w:after="20" w:before="120"/>
-      </w:pPr>
-      <w:r>
-        <w:rPr>
-          <w:b/>
-          <w:sz w:val="22"/>
-        </w:rPr>
-        <w:t>Question: Which of the following measurements CANNOT be recorded by a standard bedside Pulse Oximeter?</w:t>
-      </w:r>
-    </w:p>
-    <w:p>
-      <w:pPr>
-        <w:spacing w:after="0" w:before="0"/>
-      </w:pPr>
-      <w:r>
-        <w:rPr>
-          <w:b w:val="0"/>
-          <w:sz w:val="22"/>
-        </w:rPr>
-        <w:t>(a) Electrocardiogram (ECG) waveform</w:t>
-      </w:r>
-    </w:p>
-    <w:p>
-      <w:pPr>
-        <w:spacing w:after="0" w:before="0"/>
-      </w:pPr>
-      <w:r>
-        <w:rPr>
-          <w:b w:val="0"/>
-          <w:sz w:val="22"/>
-        </w:rPr>
-        <w:t>(b) Peripheral perfusion index</w:t>
-      </w:r>
-    </w:p>
-    <w:p>
-      <w:pPr>
-        <w:spacing w:after="0" w:before="0"/>
-      </w:pPr>
-      <w:r>
-        <w:rPr>
-          <w:b w:val="0"/>
-          <w:sz w:val="22"/>
-        </w:rPr>
-        <w:t>(c) Pulse rate (BPM)</w:t>
-      </w:r>
-    </w:p>
-    <w:p>
-      <w:pPr>
-        <w:spacing w:after="0" w:before="0"/>
-      </w:pPr>
-      <w:r>
-        <w:rPr>
-          <w:b w:val="0"/>
-          <w:sz w:val="22"/>
-        </w:rPr>
-        <w:t>(d) Oxygen saturation (SpO2%)</w:t>
-      </w:r>
-    </w:p>
-    <w:p>
-      <w:pPr>
-        <w:spacing w:after="0" w:before="40"/>
-      </w:pPr>
-      <w:r>
-        <w:rPr>
-          <w:b/>
-          <w:sz w:val="22"/>
-        </w:rPr>
-        <w:t>Answer: a</w:t>
-      </w:r>
-    </w:p>
-    <w:p>
-      <w:pPr>
-        <w:spacing w:after="0" w:before="0"/>
-      </w:pPr>
-      <w:r>
-        <w:rPr>
-          <w:b w:val="0"/>
-          <w:sz w:val="21"/>
-        </w:rPr>
-        <w:t>Solution: Pulse oximeters measure arterial oxygen saturation (SpO2) and pulse rate photoplethysmographically; they cannot record cardiac electrical activity (ECG).</w:t>
-      </w:r>
-    </w:p>
-    <w:p>
-      <w:pPr>
-        <w:spacing w:after="0" w:before="0"/>
-      </w:pPr>
-      <w:r>
-        <w:rPr>
-          <w:b w:val="0"/>
-          <w:sz w:val="20"/>
-        </w:rPr>
-        <w:t>Positive Marks: 1</w:t>
-      </w:r>
-    </w:p>
-    <w:p>
-      <w:pPr>
-        <w:spacing w:after="160" w:before="0"/>
-      </w:pPr>
-      <w:r>
-        <w:rPr>
-          <w:b w:val="0"/>
-          <w:sz w:val="20"/>
-        </w:rPr>
-        <w:t>Negative Marks: 0.25</w:t>
-      </w:r>
-    </w:p>
-    <w:p>
-      <w:pPr>
-        <w:spacing w:after="20" w:before="120"/>
-      </w:pPr>
-      <w:r>
-        <w:rPr>
-          <w:b/>
-          <w:sz w:val="22"/>
-        </w:rPr>
-        <w:t>Question: After receiving change-of-shift report, which client should the nurse assess FIRST?</w:t>
-      </w:r>
-    </w:p>
-    <w:p>
-      <w:pPr>
-        <w:spacing w:after="0" w:before="0"/>
-      </w:pPr>
-      <w:r>
-        <w:rPr>
-          <w:b w:val="0"/>
-          <w:sz w:val="22"/>
-        </w:rPr>
-        <w:t>(a) A client who had an uneventful postoperative night</w:t>
-      </w:r>
-    </w:p>
-    <w:p>
-      <w:pPr>
-        <w:spacing w:after="0" w:before="0"/>
-      </w:pPr>
-      <w:r>
-        <w:rPr>
-          <w:b w:val="0"/>
-          <w:sz w:val="22"/>
-        </w:rPr>
-        <w:t>(b) A client requesting pain medication</w:t>
-      </w:r>
-    </w:p>
-    <w:p>
-      <w:pPr>
-        <w:spacing w:after="0" w:before="0"/>
-      </w:pPr>
-      <w:r>
-        <w:rPr>
-          <w:b w:val="0"/>
-          <w:sz w:val="22"/>
-        </w:rPr>
-        <w:t>(c) A client scheduled for surgery in 2 hours</w:t>
-      </w:r>
-    </w:p>
-    <w:p>
-      <w:pPr>
-        <w:spacing w:after="0" w:before="0"/>
-      </w:pPr>
-      <w:r>
-        <w:rPr>
-          <w:b w:val="0"/>
-          <w:sz w:val="22"/>
-        </w:rPr>
-        <w:t>(d) A client with chest pain, diaphoresis and BP 90/60 mm Hg</w:t>
-      </w:r>
-    </w:p>
-    <w:p>
-      <w:pPr>
-        <w:spacing w:after="0" w:before="40"/>
-      </w:pPr>
-      <w:r>
-        <w:rPr>
-          <w:b/>
-          <w:sz w:val="22"/>
-        </w:rPr>
-        <w:t>Answer: d</w:t>
-      </w:r>
-    </w:p>
-    <w:p>
-      <w:pPr>
-        <w:spacing w:after="0" w:before="0"/>
-      </w:pPr>
-      <w:r>
-        <w:rPr>
-          <w:b w:val="0"/>
-          <w:sz w:val="21"/>
-        </w:rPr>
-        <w:t>Solution: Chest pain with diaphoresis and hypotension suggests an acute cardiac event; this client is at greatest risk and is assessed first (ABC/priority framework).</w:t>
-      </w:r>
-    </w:p>
-    <w:p>
-      <w:pPr>
-        <w:spacing w:after="0" w:before="0"/>
-      </w:pPr>
-      <w:r>
-        <w:rPr>
-          <w:b w:val="0"/>
-          <w:sz w:val="20"/>
-        </w:rPr>
-        <w:t>Positive Marks: 1</w:t>
-      </w:r>
-    </w:p>
-    <w:p>
-      <w:pPr>
-        <w:spacing w:after="160" w:before="0"/>
-      </w:pPr>
-      <w:r>
-        <w:rPr>
-          <w:b w:val="0"/>
-          <w:sz w:val="20"/>
-        </w:rPr>
-        <w:t>Negative Marks: 0.25</w:t>
-      </w:r>
-    </w:p>
-    <w:p>
-      <w:pPr>
-        <w:spacing w:after="20" w:before="120"/>
-      </w:pPr>
-      <w:r>
-        <w:rPr>
-          <w:b/>
-          <w:sz w:val="22"/>
-        </w:rPr>
-        <w:t>Question: A patient receiving IV fluids for dehydration becomes restless; the IV catheter has slipped out of the vein and the fluid is leaking into the surrounding tissues, causing swelling. Which term best describes this occurrence?</w:t>
-      </w:r>
-    </w:p>
-    <w:p>
-      <w:pPr>
-        <w:spacing w:after="0" w:before="0"/>
-      </w:pPr>
-      <w:r>
-        <w:rPr>
-          <w:b w:val="0"/>
-          <w:sz w:val="22"/>
-        </w:rPr>
-        <w:t>(a) Infiltration</w:t>
-      </w:r>
-    </w:p>
-    <w:p>
-      <w:pPr>
-        <w:spacing w:after="0" w:before="0"/>
-      </w:pPr>
-      <w:r>
-        <w:rPr>
-          <w:b w:val="0"/>
-          <w:sz w:val="22"/>
-        </w:rPr>
-        <w:t>(b) Infection</w:t>
-      </w:r>
-    </w:p>
-    <w:p>
-      <w:pPr>
-        <w:spacing w:after="0" w:before="0"/>
-      </w:pPr>
-      <w:r>
-        <w:rPr>
-          <w:b w:val="0"/>
-          <w:sz w:val="22"/>
-        </w:rPr>
-        <w:t>(c) Fluid overload</w:t>
-      </w:r>
-    </w:p>
-    <w:p>
-      <w:pPr>
-        <w:spacing w:after="0" w:before="0"/>
-      </w:pPr>
-      <w:r>
-        <w:rPr>
-          <w:b w:val="0"/>
-          <w:sz w:val="22"/>
-        </w:rPr>
-        <w:t>(d) Extravasation</w:t>
-      </w:r>
-    </w:p>
-    <w:p>
-      <w:pPr>
-        <w:spacing w:after="0" w:before="40"/>
-      </w:pPr>
-      <w:r>
-        <w:rPr>
-          <w:b/>
-          <w:sz w:val="22"/>
-        </w:rPr>
-        <w:t>Answer: a</w:t>
-      </w:r>
-    </w:p>
-    <w:p>
-      <w:pPr>
-        <w:spacing w:after="0" w:before="0"/>
-      </w:pPr>
-      <w:r>
-        <w:rPr>
-          <w:b w:val="0"/>
-          <w:sz w:val="21"/>
-        </w:rPr>
-        <w:t>Solution: Swelling, coolness and continued pain at the IV site with infusion despite restlessness indicate infiltration of the cannula.</w:t>
-      </w:r>
-    </w:p>
-    <w:p>
-      <w:pPr>
-        <w:spacing w:after="0" w:before="0"/>
-      </w:pPr>
-      <w:r>
-        <w:rPr>
-          <w:b w:val="0"/>
-          <w:sz w:val="20"/>
-        </w:rPr>
-        <w:t>Positive Marks: 1</w:t>
-      </w:r>
-    </w:p>
-    <w:p>
-      <w:pPr>
-        <w:spacing w:after="160" w:before="0"/>
-      </w:pPr>
-      <w:r>
-        <w:rPr>
-          <w:b w:val="0"/>
-          <w:sz w:val="20"/>
-        </w:rPr>
-        <w:t>Negative Marks: 0.25</w:t>
-      </w:r>
-    </w:p>
-    <w:p>
-      <w:pPr>
-        <w:spacing w:after="20" w:before="120"/>
-      </w:pPr>
-      <w:r>
-        <w:rPr>
-          <w:b/>
-          <w:sz w:val="22"/>
-        </w:rPr>
-        <w:t>Question: If bus related to bus depo then aeroplane is related to?</w:t>
-      </w:r>
-    </w:p>
-    <w:p>
-      <w:pPr>
-        <w:spacing w:after="0" w:before="0"/>
-      </w:pPr>
-      <w:r>
-        <w:rPr>
-          <w:b w:val="0"/>
-          <w:sz w:val="22"/>
-        </w:rPr>
-        <w:t>(a) Airport</w:t>
-      </w:r>
-    </w:p>
-    <w:p>
-      <w:pPr>
-        <w:spacing w:after="0" w:before="0"/>
-      </w:pPr>
-      <w:r>
-        <w:rPr>
-          <w:b w:val="0"/>
-          <w:sz w:val="22"/>
-        </w:rPr>
-        <w:t>(b) Yard</w:t>
-      </w:r>
-    </w:p>
-    <w:p>
-      <w:pPr>
-        <w:spacing w:after="0" w:before="0"/>
-      </w:pPr>
-      <w:r>
-        <w:rPr>
-          <w:b w:val="0"/>
-          <w:sz w:val="22"/>
-        </w:rPr>
-        <w:t>(c) Hangar</w:t>
-      </w:r>
-    </w:p>
-    <w:p>
-      <w:pPr>
-        <w:spacing w:after="0" w:before="0"/>
-      </w:pPr>
-      <w:r>
-        <w:rPr>
-          <w:b w:val="0"/>
-          <w:sz w:val="22"/>
-        </w:rPr>
-        <w:t>(d) Garage</w:t>
-      </w:r>
-    </w:p>
-    <w:p>
-      <w:pPr>
-        <w:spacing w:after="0" w:before="40"/>
-      </w:pPr>
-      <w:r>
-        <w:rPr>
-          <w:b/>
-          <w:sz w:val="22"/>
-        </w:rPr>
-        <w:t>Answer: c</w:t>
-      </w:r>
-    </w:p>
-    <w:p>
-      <w:pPr>
-        <w:spacing w:after="0" w:before="0"/>
-      </w:pPr>
-      <w:r>
-        <w:rPr>
-          <w:b w:val="0"/>
-          <w:sz w:val="21"/>
-        </w:rPr>
-        <w:t>Solution: If a bus is related to the bus depot, then an airplane is related to a hangar (option D). A bus depot is a designated area where buses are parked, maintained, and serviced. Similarly, an airplane is commonly stored, maintained, and sheltered in a hangar. A hangar is a large structure or building specifically designed to accommodate and protect aircraft. It provides storage, maintenance facilities, and a controlled environment for airplanes. Just as a bus is associated with a bus depot, an airplane is associated with a hangar for proper storage, maintenance, and security.</w:t>
-      </w:r>
-    </w:p>
-    <w:p>
-      <w:pPr>
-        <w:spacing w:after="0" w:before="0"/>
-      </w:pPr>
-      <w:r>
-        <w:rPr>
-          <w:b w:val="0"/>
-          <w:sz w:val="20"/>
-        </w:rPr>
-        <w:t>Positive Marks: 1</w:t>
-      </w:r>
-    </w:p>
-    <w:p>
-      <w:pPr>
-        <w:spacing w:after="160" w:before="0"/>
-      </w:pPr>
-      <w:r>
-        <w:rPr>
-          <w:b w:val="0"/>
-          <w:sz w:val="20"/>
-        </w:rPr>
-        <w:t>Negative Marks: 0.25</w:t>
-      </w:r>
-    </w:p>
-    <w:p>
-      <w:pPr>
-        <w:spacing w:after="20" w:before="120"/>
-      </w:pPr>
-      <w:r>
-        <w:rPr>
-          <w:b/>
-          <w:sz w:val="22"/>
-        </w:rPr>
-        <w:t>Question: Most sensitive index of the health of a community is</w:t>
-      </w:r>
-    </w:p>
-    <w:p>
-      <w:pPr>
-        <w:spacing w:after="0" w:before="0"/>
-      </w:pPr>
-      <w:r>
-        <w:rPr>
-          <w:b w:val="0"/>
-          <w:sz w:val="22"/>
-        </w:rPr>
-        <w:t>(a) Crude Death Rate</w:t>
-      </w:r>
-    </w:p>
-    <w:p>
-      <w:pPr>
-        <w:spacing w:after="0" w:before="0"/>
-      </w:pPr>
-      <w:r>
-        <w:rPr>
-          <w:b w:val="0"/>
-          <w:sz w:val="22"/>
-        </w:rPr>
-        <w:t>(b) Infant Mortality Rate</w:t>
-      </w:r>
-    </w:p>
-    <w:p>
-      <w:pPr>
-        <w:spacing w:after="0" w:before="0"/>
-      </w:pPr>
-      <w:r>
-        <w:rPr>
-          <w:b w:val="0"/>
-          <w:sz w:val="22"/>
-        </w:rPr>
-        <w:t>(c) Crude Birth Rate</w:t>
-      </w:r>
-    </w:p>
-    <w:p>
-      <w:pPr>
-        <w:spacing w:after="0" w:before="0"/>
-      </w:pPr>
-      <w:r>
-        <w:rPr>
-          <w:b w:val="0"/>
-          <w:sz w:val="22"/>
-        </w:rPr>
-        <w:t>(d) MMR</w:t>
-      </w:r>
-    </w:p>
-    <w:p>
-      <w:pPr>
-        <w:spacing w:after="0" w:before="40"/>
-      </w:pPr>
-      <w:r>
-        <w:rPr>
-          <w:b/>
-          <w:sz w:val="22"/>
-        </w:rPr>
-        <w:t>Answer: b</w:t>
-      </w:r>
-    </w:p>
-    <w:p>
-      <w:pPr>
-        <w:spacing w:after="0" w:before="0"/>
-      </w:pPr>
-      <w:r>
-        <w:rPr>
-          <w:b w:val="0"/>
-          <w:sz w:val="21"/>
-        </w:rPr>
-        <w:t>Solution: Infant mortality rate (IMR) is the most sensitive index of the health of a community.</w:t>
-      </w:r>
-    </w:p>
-    <w:p>
-      <w:pPr>
-        <w:spacing w:after="0" w:before="0"/>
-      </w:pPr>
-      <w:r>
-        <w:rPr>
-          <w:b w:val="0"/>
-          <w:sz w:val="20"/>
-        </w:rPr>
-        <w:t>Positive Marks: 1</w:t>
-      </w:r>
-    </w:p>
-    <w:p>
-      <w:pPr>
-        <w:spacing w:after="160" w:before="0"/>
-      </w:pPr>
-      <w:r>
-        <w:rPr>
-          <w:b w:val="0"/>
-          <w:sz w:val="20"/>
-        </w:rPr>
-        <w:t>Negative Marks: 0.25</w:t>
-      </w:r>
-    </w:p>
-    <w:p>
-      <w:pPr>
-        <w:spacing w:after="20" w:before="120"/>
-      </w:pPr>
-      <w:r>
-        <w:rPr>
-          <w:b/>
-          <w:sz w:val="22"/>
-        </w:rPr>
-        <w:t>Question: Which of the following conditions is NOT prevented or covered by the MMR vaccine?</w:t>
-      </w:r>
-    </w:p>
-    <w:p>
-      <w:pPr>
-        <w:spacing w:after="0" w:before="0"/>
-      </w:pPr>
-      <w:r>
-        <w:rPr>
-          <w:b w:val="0"/>
-          <w:sz w:val="22"/>
-        </w:rPr>
-        <w:t>(a) Mumps</w:t>
-      </w:r>
-    </w:p>
-    <w:p>
-      <w:pPr>
-        <w:spacing w:after="0" w:before="0"/>
-      </w:pPr>
-      <w:r>
-        <w:rPr>
-          <w:b w:val="0"/>
-          <w:sz w:val="22"/>
-        </w:rPr>
-        <w:t>(b) Rickets</w:t>
-      </w:r>
-    </w:p>
-    <w:p>
-      <w:pPr>
-        <w:spacing w:after="0" w:before="0"/>
-      </w:pPr>
-      <w:r>
-        <w:rPr>
-          <w:b w:val="0"/>
-          <w:sz w:val="22"/>
-        </w:rPr>
-        <w:t>(c) Measles</w:t>
-      </w:r>
-    </w:p>
-    <w:p>
-      <w:pPr>
-        <w:spacing w:after="0" w:before="0"/>
-      </w:pPr>
-      <w:r>
-        <w:rPr>
-          <w:b w:val="0"/>
-          <w:sz w:val="22"/>
-        </w:rPr>
-        <w:t>(d) Rubella</w:t>
-      </w:r>
-    </w:p>
-    <w:p>
-      <w:pPr>
-        <w:spacing w:after="0" w:before="40"/>
-      </w:pPr>
-      <w:r>
-        <w:rPr>
-          <w:b/>
-          <w:sz w:val="22"/>
-        </w:rPr>
-        <w:t>Answer: b</w:t>
-      </w:r>
-    </w:p>
-    <w:p>
-      <w:pPr>
-        <w:spacing w:after="0" w:before="0"/>
-      </w:pPr>
-      <w:r>
-        <w:rPr>
-          <w:b w:val="0"/>
-          <w:sz w:val="21"/>
-        </w:rPr>
-        <w:t>Solution: MMR vaccine protects against Measles, Mumps, and Rubella. Rickets is a nutritional bone disorder caused by Vitamin D deficiency.</w:t>
-      </w:r>
-    </w:p>
-    <w:p>
-      <w:pPr>
-        <w:spacing w:after="0" w:before="0"/>
-      </w:pPr>
-      <w:r>
-        <w:rPr>
-          <w:b w:val="0"/>
-          <w:sz w:val="20"/>
-        </w:rPr>
-        <w:t>Positive Marks: 1</w:t>
-      </w:r>
-    </w:p>
-    <w:p>
-      <w:pPr>
-        <w:spacing w:after="160" w:before="0"/>
-      </w:pPr>
-      <w:r>
-        <w:rPr>
-          <w:b w:val="0"/>
-          <w:sz w:val="20"/>
-        </w:rPr>
-        <w:t>Negative Marks: 0.25</w:t>
-      </w:r>
-    </w:p>
-    <w:p>
-      <w:pPr>
-        <w:spacing w:after="20" w:before="120"/>
-      </w:pPr>
-      <w:r>
-        <w:rPr>
-          <w:b/>
-          <w:sz w:val="22"/>
-        </w:rPr>
-        <w:t>Question: Height measurement of 2 year old child is done by</w:t>
-      </w:r>
-    </w:p>
-    <w:p>
-      <w:pPr>
-        <w:spacing w:after="0" w:before="0"/>
-      </w:pPr>
-      <w:r>
-        <w:rPr>
-          <w:b w:val="0"/>
-          <w:sz w:val="22"/>
-        </w:rPr>
-        <w:t>(a) Stadiometer</w:t>
-      </w:r>
-    </w:p>
-    <w:p>
-      <w:pPr>
-        <w:spacing w:after="0" w:before="0"/>
-      </w:pPr>
-      <w:r>
-        <w:rPr>
-          <w:b w:val="0"/>
-          <w:sz w:val="22"/>
-        </w:rPr>
-        <w:t>(b) Infantometer</w:t>
-      </w:r>
-    </w:p>
-    <w:p>
-      <w:pPr>
-        <w:spacing w:after="0" w:before="0"/>
-      </w:pPr>
-      <w:r>
-        <w:rPr>
-          <w:b w:val="0"/>
-          <w:sz w:val="22"/>
-        </w:rPr>
-        <w:t>(c) Goniometer</w:t>
-      </w:r>
-    </w:p>
-    <w:p>
-      <w:pPr>
-        <w:spacing w:after="0" w:before="0"/>
-      </w:pPr>
-      <w:r>
-        <w:rPr>
-          <w:b w:val="0"/>
-          <w:sz w:val="22"/>
-        </w:rPr>
-        <w:t>(d) Refractometer</w:t>
-      </w:r>
-    </w:p>
-    <w:p>
-      <w:pPr>
-        <w:spacing w:after="0" w:before="40"/>
-      </w:pPr>
-      <w:r>
-        <w:rPr>
-          <w:b/>
-          <w:sz w:val="22"/>
-        </w:rPr>
-        <w:t>Answer: a</w:t>
-      </w:r>
-    </w:p>
-    <w:p>
-      <w:pPr>
-        <w:spacing w:after="0" w:before="0"/>
-      </w:pPr>
-      <w:r>
-        <w:rPr>
-          <w:b w:val="0"/>
-          <w:sz w:val="21"/>
-        </w:rPr>
-        <w:t>Solution: Height of a 2-year-old child is measured with a stadiometer (standing height).</w:t>
-      </w:r>
-    </w:p>
-    <w:p>
-      <w:pPr>
-        <w:spacing w:after="0" w:before="0"/>
-      </w:pPr>
-      <w:r>
-        <w:rPr>
-          <w:b w:val="0"/>
-          <w:sz w:val="20"/>
-        </w:rPr>
-        <w:t>Positive Marks: 1</w:t>
-      </w:r>
-    </w:p>
-    <w:p>
-      <w:pPr>
-        <w:spacing w:after="160" w:before="0"/>
-      </w:pPr>
-      <w:r>
-        <w:rPr>
-          <w:b w:val="0"/>
-          <w:sz w:val="20"/>
-        </w:rPr>
-        <w:t>Negative Marks: 0.25</w:t>
-      </w:r>
-    </w:p>
-    <w:p>
-      <w:pPr>
-        <w:spacing w:after="20" w:before="120"/>
-      </w:pPr>
-      <w:r>
-        <w:rPr>
-          <w:b/>
-          <w:sz w:val="22"/>
-        </w:rPr>
-        <w:t>Question: The earliest sign of hypoxia is:</w:t>
-      </w:r>
-    </w:p>
-    <w:p>
-      <w:pPr>
-        <w:spacing w:after="0" w:before="0"/>
-      </w:pPr>
-      <w:r>
-        <w:rPr>
-          <w:b w:val="0"/>
-          <w:sz w:val="22"/>
-        </w:rPr>
-        <w:t>(a) Unconsciousness</w:t>
-      </w:r>
-    </w:p>
-    <w:p>
-      <w:pPr>
-        <w:spacing w:after="0" w:before="0"/>
-      </w:pPr>
-      <w:r>
-        <w:rPr>
-          <w:b w:val="0"/>
-          <w:sz w:val="22"/>
-        </w:rPr>
-        <w:t>(b) Bradycardia</w:t>
-      </w:r>
-    </w:p>
-    <w:p>
-      <w:pPr>
-        <w:spacing w:after="0" w:before="0"/>
-      </w:pPr>
-      <w:r>
-        <w:rPr>
-          <w:b w:val="0"/>
-          <w:sz w:val="22"/>
-        </w:rPr>
-        <w:t>(c) Cyanosis</w:t>
-      </w:r>
-    </w:p>
-    <w:p>
-      <w:pPr>
-        <w:spacing w:after="0" w:before="0"/>
-      </w:pPr>
-      <w:r>
-        <w:rPr>
-          <w:b w:val="0"/>
-          <w:sz w:val="22"/>
-        </w:rPr>
-        <w:t>(d) Restlessness and anxiety</w:t>
-      </w:r>
-    </w:p>
-    <w:p>
-      <w:pPr>
-        <w:spacing w:after="0" w:before="40"/>
-      </w:pPr>
-      <w:r>
-        <w:rPr>
-          <w:b/>
-          <w:sz w:val="22"/>
-        </w:rPr>
-        <w:t>Answer: d</w:t>
-      </w:r>
-    </w:p>
-    <w:p>
-      <w:pPr>
-        <w:spacing w:after="0" w:before="0"/>
-      </w:pPr>
-      <w:r>
-        <w:rPr>
-          <w:b w:val="0"/>
-          <w:sz w:val="21"/>
-        </w:rPr>
-        <w:t>Solution: Restlessness and anxiety are early signs of hypoxia; cyanosis appears late.</w:t>
-      </w:r>
-    </w:p>
-    <w:p>
-      <w:pPr>
-        <w:spacing w:after="0" w:before="0"/>
-      </w:pPr>
-      <w:r>
-        <w:rPr>
-          <w:b w:val="0"/>
-          <w:sz w:val="20"/>
-        </w:rPr>
-        <w:t>Positive Marks: 1</w:t>
-      </w:r>
-    </w:p>
-    <w:p>
-      <w:pPr>
-        <w:spacing w:after="160" w:before="0"/>
-      </w:pPr>
-      <w:r>
-        <w:rPr>
-          <w:b w:val="0"/>
-          <w:sz w:val="20"/>
-        </w:rPr>
-        <w:t>Negative Marks: 0.25</w:t>
-      </w:r>
-    </w:p>
-    <w:p>
-      <w:pPr>
-        <w:spacing w:after="20" w:before="120"/>
-      </w:pPr>
-      <w:r>
-        <w:rPr>
-          <w:b/>
-          <w:sz w:val="22"/>
-        </w:rPr>
-        <w:t>Question: What aspect of mental functioning is being assessed when a nursing officer asks a patient to explain the difference between an apple and an orange during a mental status examination (MSE)?</w:t>
-      </w:r>
-    </w:p>
-    <w:p>
-      <w:pPr>
-        <w:spacing w:after="0" w:before="0"/>
-      </w:pPr>
-      <w:r>
-        <w:rPr>
-          <w:b w:val="0"/>
-          <w:sz w:val="22"/>
-        </w:rPr>
-        <w:t>(a) Comprehension</w:t>
-      </w:r>
-    </w:p>
-    <w:p>
-      <w:pPr>
-        <w:spacing w:after="0" w:before="0"/>
-      </w:pPr>
-      <w:r>
-        <w:rPr>
-          <w:b w:val="0"/>
-          <w:sz w:val="22"/>
-        </w:rPr>
-        <w:t>(b) Ambivalence</w:t>
-      </w:r>
-    </w:p>
-    <w:p>
-      <w:pPr>
-        <w:spacing w:after="0" w:before="0"/>
-      </w:pPr>
-      <w:r>
-        <w:rPr>
-          <w:b w:val="0"/>
-          <w:sz w:val="22"/>
-        </w:rPr>
-        <w:t>(c) Intelligence</w:t>
-      </w:r>
-    </w:p>
-    <w:p>
-      <w:pPr>
-        <w:spacing w:after="0" w:before="0"/>
-      </w:pPr>
-      <w:r>
-        <w:rPr>
-          <w:b w:val="0"/>
-          <w:sz w:val="22"/>
-        </w:rPr>
-        <w:t>(d) Abstraction</w:t>
-      </w:r>
-    </w:p>
-    <w:p>
-      <w:pPr>
-        <w:spacing w:after="0" w:before="40"/>
-      </w:pPr>
-      <w:r>
-        <w:rPr>
-          <w:b/>
-          <w:sz w:val="22"/>
-        </w:rPr>
-        <w:t>Answer: d</w:t>
-      </w:r>
-    </w:p>
-    <w:p>
-      <w:pPr>
-        <w:spacing w:after="0" w:before="0"/>
-      </w:pPr>
-      <w:r>
-        <w:rPr>
-          <w:b w:val="0"/>
-          <w:sz w:val="21"/>
-        </w:rPr>
-        <w:t>Solution: When a nursing officer asks a patient to explain the difference between an apple and an orange during a mental status examination (MSE), the aspect of mental functioning being assessed is abstraction. Abstraction is the Ms E ( Psychiatry I cognitive ability to grasp concepts, think symbolically, and understand relationships between different objects or ideas. By asking the patient to compare and differentiate between two objects, the nursing officer can evaluate the patient's capacity for abstract thinking, which is an important aspect of mental functioning. Impairments in abstraction can be indicative of cognitive deficits or certain psychiatric conditions.</w:t>
-      </w:r>
-    </w:p>
-    <w:p>
-      <w:pPr>
-        <w:spacing w:after="0" w:before="0"/>
-      </w:pPr>
-      <w:r>
-        <w:rPr>
-          <w:b w:val="0"/>
-          <w:sz w:val="20"/>
-        </w:rPr>
-        <w:t>Positive Marks: 1</w:t>
-      </w:r>
-    </w:p>
-    <w:p>
-      <w:pPr>
-        <w:spacing w:after="160" w:before="0"/>
-      </w:pPr>
-      <w:r>
-        <w:rPr>
-          <w:b w:val="0"/>
-          <w:sz w:val="20"/>
-        </w:rPr>
-        <w:t>Negative Marks: 0.25</w:t>
-      </w:r>
-    </w:p>
-    <w:p>
-      <w:pPr>
-        <w:spacing w:after="20" w:before="120"/>
-      </w:pPr>
-      <w:r>
-        <w:rPr>
-          <w:b/>
-          <w:sz w:val="22"/>
-        </w:rPr>
-        <w:t>Question: A patient on bed rest should be repositioned at least every:</w:t>
-      </w:r>
-    </w:p>
-    <w:p>
-      <w:pPr>
-        <w:spacing w:after="0" w:before="0"/>
-      </w:pPr>
-      <w:r>
-        <w:rPr>
-          <w:b w:val="0"/>
-          <w:sz w:val="22"/>
-        </w:rPr>
-        <w:t>(a) 6 hours</w:t>
-      </w:r>
-    </w:p>
-    <w:p>
-      <w:pPr>
-        <w:spacing w:after="0" w:before="0"/>
-      </w:pPr>
-      <w:r>
-        <w:rPr>
-          <w:b w:val="0"/>
-          <w:sz w:val="22"/>
-        </w:rPr>
-        <w:t>(b) 1 hour</w:t>
-      </w:r>
-    </w:p>
-    <w:p>
-      <w:pPr>
-        <w:spacing w:after="0" w:before="0"/>
-      </w:pPr>
-      <w:r>
-        <w:rPr>
-          <w:b w:val="0"/>
-          <w:sz w:val="22"/>
-        </w:rPr>
-        <w:t>(c) 4 hours</w:t>
-      </w:r>
-    </w:p>
-    <w:p>
-      <w:pPr>
-        <w:spacing w:after="0" w:before="0"/>
-      </w:pPr>
-      <w:r>
-        <w:rPr>
-          <w:b w:val="0"/>
-          <w:sz w:val="22"/>
-        </w:rPr>
-        <w:t>(d) 2 hours</w:t>
-      </w:r>
-    </w:p>
-    <w:p>
-      <w:pPr>
-        <w:spacing w:after="0" w:before="40"/>
-      </w:pPr>
-      <w:r>
-        <w:rPr>
-          <w:b/>
-          <w:sz w:val="22"/>
-        </w:rPr>
-        <w:t>Answer: d</w:t>
-      </w:r>
-    </w:p>
-    <w:p>
-      <w:pPr>
-        <w:spacing w:after="0" w:before="0"/>
-      </w:pPr>
-      <w:r>
-        <w:rPr>
-          <w:b w:val="0"/>
-          <w:sz w:val="21"/>
-        </w:rPr>
-        <w:t>Solution: Repositioning every 2 hours prevents pressure injury in bedridden patients.</w:t>
-      </w:r>
-    </w:p>
-    <w:p>
-      <w:pPr>
-        <w:spacing w:after="0" w:before="0"/>
-      </w:pPr>
-      <w:r>
-        <w:rPr>
-          <w:b w:val="0"/>
-          <w:sz w:val="20"/>
-        </w:rPr>
-        <w:t>Positive Marks: 1</w:t>
-      </w:r>
-    </w:p>
-    <w:p>
-      <w:pPr>
-        <w:spacing w:after="160" w:before="0"/>
-      </w:pPr>
-      <w:r>
-        <w:rPr>
-          <w:b w:val="0"/>
-          <w:sz w:val="20"/>
-        </w:rPr>
-        <w:t>Negative Marks: 0.25</w:t>
-      </w:r>
-    </w:p>
-    <w:p>
-      <w:pPr>
-        <w:spacing w:after="20" w:before="120"/>
-      </w:pPr>
-      <w:r>
-        <w:rPr>
-          <w:b/>
-          <w:sz w:val="22"/>
-        </w:rPr>
-        <w:t>Question: A 4th-year trainee student in the operating theatre asked the surgeon about a painless, movable subcutaneous nodule. The surgeon replied that it is most likely a:</w:t>
-      </w:r>
-    </w:p>
-    <w:p>
-      <w:pPr>
-        <w:spacing w:after="0" w:before="0"/>
-      </w:pPr>
-      <w:r>
-        <w:rPr>
-          <w:b w:val="0"/>
-          <w:sz w:val="22"/>
-        </w:rPr>
-        <w:t>(a) Lipoma</w:t>
-      </w:r>
-    </w:p>
-    <w:p>
-      <w:pPr>
-        <w:spacing w:after="0" w:before="0"/>
-      </w:pPr>
-      <w:r>
-        <w:rPr>
-          <w:b w:val="0"/>
-          <w:sz w:val="22"/>
-        </w:rPr>
-        <w:t>(b) Myeloma</w:t>
-      </w:r>
-    </w:p>
-    <w:p>
-      <w:pPr>
-        <w:spacing w:after="0" w:before="0"/>
-      </w:pPr>
-      <w:r>
-        <w:rPr>
-          <w:b w:val="0"/>
-          <w:sz w:val="22"/>
-        </w:rPr>
-        <w:t>(c) Adenoma</w:t>
-      </w:r>
-    </w:p>
-    <w:p>
-      <w:pPr>
-        <w:spacing w:after="0" w:before="0"/>
-      </w:pPr>
-      <w:r>
-        <w:rPr>
-          <w:b w:val="0"/>
-          <w:sz w:val="22"/>
-        </w:rPr>
-        <w:t>(d) Carcinoma</w:t>
-      </w:r>
-    </w:p>
-    <w:p>
-      <w:pPr>
-        <w:spacing w:after="0" w:before="40"/>
-      </w:pPr>
-      <w:r>
-        <w:rPr>
-          <w:b/>
-          <w:sz w:val="22"/>
-        </w:rPr>
-        <w:t>Answer: a</w:t>
-      </w:r>
-    </w:p>
-    <w:p>
-      <w:pPr>
-        <w:spacing w:after="0" w:before="0"/>
-      </w:pPr>
-      <w:r>
-        <w:rPr>
-          <w:b w:val="0"/>
-          <w:sz w:val="21"/>
-        </w:rPr>
-        <w:t>Solution: A lipoma is a benign tumour of fatty tissue that is soft, painless and freely movable under the skin; myeloma, adenoma and carcinoma are typically firmer, fixed or malignant lesions.</w:t>
-      </w:r>
-    </w:p>
-    <w:p>
-      <w:pPr>
-        <w:spacing w:after="0" w:before="0"/>
-      </w:pPr>
-      <w:r>
-        <w:rPr>
-          <w:b w:val="0"/>
-          <w:sz w:val="20"/>
-        </w:rPr>
-        <w:t>Positive Marks: 1</w:t>
-      </w:r>
-    </w:p>
-    <w:p>
-      <w:pPr>
-        <w:spacing w:after="160" w:before="0"/>
-      </w:pPr>
-      <w:r>
-        <w:rPr>
-          <w:b w:val="0"/>
-          <w:sz w:val="20"/>
-        </w:rPr>
-        <w:t>Negative Marks: 0.25</w:t>
-      </w:r>
-    </w:p>
-    <w:p>
-      <w:pPr>
-        <w:spacing w:after="20" w:before="120"/>
-      </w:pPr>
-      <w:r>
-        <w:rPr>
-          <w:b/>
-          <w:sz w:val="22"/>
-        </w:rPr>
-        <w:t>Question: Which is the most appropriate method to assess the pulse in a newborn?</w:t>
-      </w:r>
-    </w:p>
-    <w:p>
-      <w:pPr>
-        <w:spacing w:after="0" w:before="0"/>
-      </w:pPr>
-      <w:r>
-        <w:rPr>
-          <w:b w:val="0"/>
-          <w:sz w:val="22"/>
-        </w:rPr>
-        <w:t>(a) Assessing the apical pulse for full 1 minute by stethoscope</w:t>
-      </w:r>
-    </w:p>
-    <w:p>
-      <w:pPr>
-        <w:spacing w:after="0" w:before="0"/>
-      </w:pPr>
-      <w:r>
-        <w:rPr>
-          <w:b w:val="0"/>
-          <w:sz w:val="22"/>
-        </w:rPr>
-        <w:t>(b) Assessing the brachial pulse for full 1 minute</w:t>
-      </w:r>
-    </w:p>
-    <w:p>
-      <w:pPr>
-        <w:spacing w:after="0" w:before="0"/>
-      </w:pPr>
-      <w:r>
-        <w:rPr>
-          <w:b w:val="0"/>
-          <w:sz w:val="22"/>
-        </w:rPr>
-        <w:t>(c) Assessing the radial pulse for 15 sec then multiply by 4</w:t>
-      </w:r>
-    </w:p>
-    <w:p>
-      <w:pPr>
-        <w:spacing w:after="0" w:before="0"/>
-      </w:pPr>
-      <w:r>
-        <w:rPr>
-          <w:b w:val="0"/>
-          <w:sz w:val="22"/>
-        </w:rPr>
-        <w:t>(d) Assessing radial pulse for full 1 minute by stethoscope</w:t>
-      </w:r>
-    </w:p>
-    <w:p>
-      <w:pPr>
-        <w:spacing w:after="0" w:before="40"/>
-      </w:pPr>
-      <w:r>
-        <w:rPr>
-          <w:b/>
-          <w:sz w:val="22"/>
-        </w:rPr>
-        <w:t>Answer: c</w:t>
-      </w:r>
-    </w:p>
-    <w:p>
-      <w:pPr>
-        <w:spacing w:after="0" w:before="0"/>
-      </w:pPr>
-      <w:r>
-        <w:rPr>
-          <w:b w:val="0"/>
-          <w:sz w:val="21"/>
-        </w:rPr>
-        <w:t>Solution: The most appropriate method to assess the pulse in a newborn is by assessing the apical pulse for a full 1 minute using a stethoscope. This method is preferred over the use of peripheral pulses like brachial or radial pulses. Newborns have a faster heart rate than adults and their peripheral pulses can be difficult to palpate accurately due to their small size and movements. Therefore, auscultating the apical pulse with a stethoscope for a full minute provides a more accurate measurement.</w:t>
-      </w:r>
-    </w:p>
-    <w:p>
-      <w:pPr>
-        <w:spacing w:after="0" w:before="0"/>
-      </w:pPr>
-      <w:r>
-        <w:rPr>
-          <w:b w:val="0"/>
-          <w:sz w:val="20"/>
-        </w:rPr>
-        <w:t>Positive Marks: 1</w:t>
-      </w:r>
-    </w:p>
-    <w:p>
-      <w:pPr>
-        <w:spacing w:after="160" w:before="0"/>
-      </w:pPr>
-      <w:r>
-        <w:rPr>
-          <w:b w:val="0"/>
-          <w:sz w:val="20"/>
-        </w:rPr>
-        <w:t>Negative Marks: 0.25</w:t>
-      </w:r>
-    </w:p>
-    <w:p>
-      <w:pPr>
-        <w:spacing w:after="20" w:before="120"/>
-      </w:pPr>
-      <w:r>
-        <w:rPr>
-          <w:b/>
-          <w:sz w:val="22"/>
-        </w:rPr>
-        <w:t>Question: The criteria for low birth weight baby</w:t>
-      </w:r>
-    </w:p>
-    <w:p>
-      <w:pPr>
-        <w:spacing w:after="0" w:before="0"/>
-      </w:pPr>
-      <w:r>
-        <w:rPr>
-          <w:b w:val="0"/>
-          <w:sz w:val="22"/>
-        </w:rPr>
-        <w:t>(a) 2.5 kg</w:t>
-      </w:r>
-    </w:p>
-    <w:p>
-      <w:pPr>
-        <w:spacing w:after="0" w:before="0"/>
-      </w:pPr>
-      <w:r>
-        <w:rPr>
-          <w:b w:val="0"/>
-          <w:sz w:val="22"/>
-        </w:rPr>
-        <w:t>(b) 1 kg</w:t>
-      </w:r>
-    </w:p>
-    <w:p>
-      <w:pPr>
-        <w:spacing w:after="0" w:before="0"/>
-      </w:pPr>
-      <w:r>
-        <w:rPr>
-          <w:b w:val="0"/>
-          <w:sz w:val="22"/>
-        </w:rPr>
-        <w:t>(c) 1.5 kg</w:t>
-      </w:r>
-    </w:p>
-    <w:p>
-      <w:pPr>
-        <w:spacing w:after="0" w:before="0"/>
-      </w:pPr>
-      <w:r>
-        <w:rPr>
-          <w:b w:val="0"/>
-          <w:sz w:val="22"/>
-        </w:rPr>
-        <w:t>(d) 3 kg</w:t>
-      </w:r>
-    </w:p>
-    <w:p>
-      <w:pPr>
-        <w:spacing w:after="0" w:before="40"/>
-      </w:pPr>
-      <w:r>
-        <w:rPr>
-          <w:b/>
-          <w:sz w:val="22"/>
-        </w:rPr>
-        <w:t>Answer: a</w:t>
-      </w:r>
-    </w:p>
-    <w:p>
-      <w:pPr>
-        <w:spacing w:after="0" w:before="0"/>
-      </w:pPr>
-      <w:r>
-        <w:rPr>
-          <w:b w:val="0"/>
-          <w:sz w:val="21"/>
-        </w:rPr>
-        <w:t>Solution: Low birth weight is defined as birth weight below 2.5 kg (2500 g) regardless of gestational age.</w:t>
-      </w:r>
-    </w:p>
-    <w:p>
-      <w:pPr>
-        <w:spacing w:after="0" w:before="0"/>
-      </w:pPr>
-      <w:r>
-        <w:rPr>
-          <w:b w:val="0"/>
-          <w:sz w:val="20"/>
-        </w:rPr>
-        <w:t>Positive Marks: 1</w:t>
-      </w:r>
-    </w:p>
-    <w:p>
-      <w:pPr>
-        <w:spacing w:after="160" w:before="0"/>
-      </w:pPr>
-      <w:r>
-        <w:rPr>
-          <w:b w:val="0"/>
-          <w:sz w:val="20"/>
-        </w:rPr>
-        <w:t>Negative Marks: 0.25</w:t>
-      </w:r>
-    </w:p>
-    <w:p>
-      <w:pPr>
-        <w:spacing w:after="20" w:before="120"/>
-      </w:pPr>
-      <w:r>
-        <w:rPr>
-          <w:b/>
-          <w:sz w:val="22"/>
-        </w:rPr>
-        <w:t>Question: Which method gives the most reliable confirmation that a nasogastric tube is correctly placed before feeding?</w:t>
-      </w:r>
-    </w:p>
-    <w:p>
-      <w:pPr>
-        <w:spacing w:after="0" w:before="0"/>
-      </w:pPr>
-      <w:r>
-        <w:rPr>
-          <w:b w:val="0"/>
-          <w:sz w:val="22"/>
-        </w:rPr>
-        <w:t>(a) Radiographic (X-ray) confirmation</w:t>
-      </w:r>
-    </w:p>
-    <w:p>
-      <w:pPr>
-        <w:spacing w:after="0" w:before="0"/>
-      </w:pPr>
-      <w:r>
-        <w:rPr>
-          <w:b w:val="0"/>
-          <w:sz w:val="22"/>
-        </w:rPr>
-        <w:t>(b) Auscultating air over the epigastrium</w:t>
-      </w:r>
-    </w:p>
-    <w:p>
-      <w:pPr>
-        <w:spacing w:after="0" w:before="0"/>
-      </w:pPr>
-      <w:r>
-        <w:rPr>
-          <w:b w:val="0"/>
-          <w:sz w:val="22"/>
-        </w:rPr>
-        <w:t>(c) Checking the pH of gastric aspirate</w:t>
-      </w:r>
-    </w:p>
-    <w:p>
-      <w:pPr>
-        <w:spacing w:after="0" w:before="0"/>
-      </w:pPr>
-      <w:r>
-        <w:rPr>
-          <w:b w:val="0"/>
-          <w:sz w:val="22"/>
-        </w:rPr>
-        <w:t>(d) Observing the client swallow without coughing</w:t>
-      </w:r>
-    </w:p>
-    <w:p>
-      <w:pPr>
-        <w:spacing w:after="0" w:before="40"/>
-      </w:pPr>
-      <w:r>
-        <w:rPr>
-          <w:b/>
-          <w:sz w:val="22"/>
-        </w:rPr>
-        <w:t>Answer: a</w:t>
-      </w:r>
-    </w:p>
-    <w:p>
-      <w:pPr>
-        <w:spacing w:after="0" w:before="0"/>
-      </w:pPr>
-      <w:r>
-        <w:rPr>
-          <w:b w:val="0"/>
-          <w:sz w:val="21"/>
-        </w:rPr>
-        <w:t>Solution: X-ray confirmation is the gold standard for NG tube placement; auscultation and pH are adjuncts but are not definitive, especially in high-risk clients.</w:t>
-      </w:r>
-    </w:p>
-    <w:p>
-      <w:pPr>
-        <w:spacing w:after="0" w:before="0"/>
-      </w:pPr>
-      <w:r>
-        <w:rPr>
-          <w:b w:val="0"/>
-          <w:sz w:val="20"/>
-        </w:rPr>
-        <w:t>Positive Marks: 1</w:t>
-      </w:r>
-    </w:p>
-    <w:p>
-      <w:pPr>
-        <w:spacing w:after="160" w:before="0"/>
-      </w:pPr>
-      <w:r>
-        <w:rPr>
-          <w:b w:val="0"/>
-          <w:sz w:val="20"/>
-        </w:rPr>
-        <w:t>Negative Marks: 0.25</w:t>
-      </w:r>
-    </w:p>
-    <w:p>
-      <w:pPr>
-        <w:spacing w:after="20" w:before="120"/>
-      </w:pPr>
-      <w:r>
-        <w:rPr>
-          <w:b/>
-          <w:sz w:val="22"/>
-        </w:rPr>
-        <w:t>Question: A newborn remains cyanotic with a heart rate of 60/min after drying and stimulation. What is the priority intervention?</w:t>
-      </w:r>
-    </w:p>
-    <w:p>
-      <w:pPr>
-        <w:spacing w:after="0" w:before="0"/>
-      </w:pPr>
-      <w:r>
-        <w:rPr>
-          <w:b w:val="0"/>
-          <w:sz w:val="22"/>
-        </w:rPr>
-        <w:t>(a) Begin positive-pressure ventilation</w:t>
-      </w:r>
-    </w:p>
-    <w:p>
-      <w:pPr>
-        <w:spacing w:after="0" w:before="0"/>
-      </w:pPr>
-      <w:r>
-        <w:rPr>
-          <w:b w:val="0"/>
-          <w:sz w:val="22"/>
-        </w:rPr>
-        <w:t>(b) Recheck the heart rate in 30 seconds</w:t>
-      </w:r>
-    </w:p>
-    <w:p>
-      <w:pPr>
-        <w:spacing w:after="0" w:before="0"/>
-      </w:pPr>
-      <w:r>
-        <w:rPr>
-          <w:b w:val="0"/>
-          <w:sz w:val="22"/>
-        </w:rPr>
-        <w:t>(c) Start chest compressions</w:t>
-      </w:r>
-    </w:p>
-    <w:p>
-      <w:pPr>
-        <w:spacing w:after="0" w:before="0"/>
-      </w:pPr>
-      <w:r>
-        <w:rPr>
-          <w:b w:val="0"/>
-          <w:sz w:val="22"/>
-        </w:rPr>
-        <w:t>(d) Administer IV epinephrine</w:t>
-      </w:r>
-    </w:p>
-    <w:p>
-      <w:pPr>
-        <w:spacing w:after="0" w:before="40"/>
-      </w:pPr>
-      <w:r>
-        <w:rPr>
-          <w:b/>
-          <w:sz w:val="22"/>
-        </w:rPr>
-        <w:t>Answer: a</w:t>
-      </w:r>
-    </w:p>
-    <w:p>
-      <w:pPr>
-        <w:spacing w:after="0" w:before="0"/>
-      </w:pPr>
-      <w:r>
-        <w:rPr>
-          <w:b w:val="0"/>
-          <w:sz w:val="21"/>
-        </w:rPr>
-        <w:t>Solution: For a heart rate below 100/min after initial steps, positive-pressure ventilation is started immediately; chest compressions begin only if HR stays &lt;60 despite PPV.</w:t>
-      </w:r>
-    </w:p>
-    <w:p>
-      <w:pPr>
-        <w:spacing w:after="0" w:before="0"/>
-      </w:pPr>
-      <w:r>
-        <w:rPr>
-          <w:b w:val="0"/>
-          <w:sz w:val="20"/>
-        </w:rPr>
-        <w:t>Positive Marks: 1</w:t>
-      </w:r>
-    </w:p>
-    <w:p>
-      <w:pPr>
-        <w:spacing w:after="160" w:before="0"/>
-      </w:pPr>
-      <w:r>
-        <w:rPr>
-          <w:b w:val="0"/>
-          <w:sz w:val="20"/>
-        </w:rPr>
-        <w:t>Negative Marks: 0.25</w:t>
-      </w:r>
-    </w:p>
-    <w:p>
-      <w:pPr>
-        <w:spacing w:after="20" w:before="120"/>
-      </w:pPr>
-      <w:r>
-        <w:rPr>
-          <w:b/>
-          <w:sz w:val="22"/>
-        </w:rPr>
-        <w:t>Question: Which technique should be used by the on-duty officer to prevent backflow of the iron injection as prescribed by the physician?</w:t>
-      </w:r>
-    </w:p>
-    <w:p>
-      <w:pPr>
-        <w:spacing w:after="0" w:before="0"/>
-      </w:pPr>
-      <w:r>
-        <w:rPr>
-          <w:b w:val="0"/>
-          <w:sz w:val="22"/>
-        </w:rPr>
-        <w:t>(a) Inject the injection in deltoid muscles</w:t>
-      </w:r>
-    </w:p>
-    <w:p>
-      <w:pPr>
-        <w:spacing w:after="0" w:before="0"/>
-      </w:pPr>
-      <w:r>
-        <w:rPr>
-          <w:b w:val="0"/>
-          <w:sz w:val="22"/>
-        </w:rPr>
-        <w:t>(b) Laterally pull the skin and pick the needle</w:t>
-      </w:r>
-    </w:p>
-    <w:p>
-      <w:pPr>
-        <w:spacing w:after="0" w:before="0"/>
-      </w:pPr>
-      <w:r>
-        <w:rPr>
-          <w:b w:val="0"/>
-          <w:sz w:val="22"/>
-        </w:rPr>
-        <w:t>(c) Using Z track technique</w:t>
-      </w:r>
-    </w:p>
-    <w:p>
-      <w:pPr>
-        <w:spacing w:after="0" w:before="0"/>
-      </w:pPr>
-      <w:r>
-        <w:rPr>
-          <w:b w:val="0"/>
-          <w:sz w:val="22"/>
-        </w:rPr>
-        <w:t>(d) Inject the injection in gluteal region</w:t>
-      </w:r>
-    </w:p>
-    <w:p>
-      <w:pPr>
-        <w:spacing w:after="0" w:before="40"/>
-      </w:pPr>
-      <w:r>
-        <w:rPr>
-          <w:b/>
-          <w:sz w:val="22"/>
-        </w:rPr>
-        <w:t>Answer: c</w:t>
-      </w:r>
-    </w:p>
-    <w:p>
-      <w:pPr>
-        <w:spacing w:after="0" w:before="0"/>
-      </w:pPr>
-      <w:r>
-        <w:rPr>
-          <w:b w:val="0"/>
-          <w:sz w:val="21"/>
-        </w:rPr>
-        <w:t>Solution: The technique that should be used by the on-duty officer to prevent backflow of the iron injection, as prescribed by the physician, is the Z-track technique, which is the correct answer (b). The Z-track technique involves displacing the skin laterally to create a zigzag path before inserting and administering the medication. This technique helps to seal the needle track and prevent medication from leaking or refluxing back along the injection site. It is commonly used for intramuscular injections of irritating or staining medications, such as iron injections, to minimize discomfort and prevent discoloration of the skin.</w:t>
-      </w:r>
-    </w:p>
-    <w:p>
-      <w:pPr>
-        <w:spacing w:after="0" w:before="0"/>
-      </w:pPr>
-      <w:r>
-        <w:rPr>
-          <w:b w:val="0"/>
-          <w:sz w:val="20"/>
-        </w:rPr>
-        <w:t>Positive Marks: 1</w:t>
-      </w:r>
-    </w:p>
-    <w:p>
-      <w:pPr>
-        <w:spacing w:after="160" w:before="0"/>
-      </w:pPr>
-      <w:r>
-        <w:rPr>
-          <w:b w:val="0"/>
-          <w:sz w:val="20"/>
-        </w:rPr>
-        <w:t>Negative Marks: 0.25</w:t>
-      </w:r>
-    </w:p>
-    <w:p>
-      <w:pPr>
-        <w:spacing w:after="20" w:before="120"/>
-      </w:pPr>
-      <w:r>
-        <w:rPr>
-          <w:b/>
-          <w:sz w:val="22"/>
-        </w:rPr>
-        <w:t>Question: Which needle is most appropriate for a subcutaneous injection?</w:t>
-      </w:r>
-    </w:p>
-    <w:p>
-      <w:pPr>
-        <w:spacing w:after="0" w:before="0"/>
-      </w:pPr>
-      <w:r>
-        <w:rPr>
-          <w:b w:val="0"/>
-          <w:sz w:val="22"/>
-        </w:rPr>
-        <w:t>(a) 14-16 gauge, 2 inch</w:t>
-      </w:r>
-    </w:p>
-    <w:p>
-      <w:pPr>
-        <w:spacing w:after="0" w:before="0"/>
-      </w:pPr>
-      <w:r>
-        <w:rPr>
-          <w:b w:val="0"/>
-          <w:sz w:val="22"/>
-        </w:rPr>
-        <w:t>(b) 18-20 gauge, 1½ inch</w:t>
-      </w:r>
-    </w:p>
-    <w:p>
-      <w:pPr>
-        <w:spacing w:after="0" w:before="0"/>
-      </w:pPr>
-      <w:r>
-        <w:rPr>
-          <w:b w:val="0"/>
-          <w:sz w:val="22"/>
-        </w:rPr>
-        <w:t>(c) 22 gauge, 1½ inch</w:t>
-      </w:r>
-    </w:p>
-    <w:p>
-      <w:pPr>
-        <w:spacing w:after="0" w:before="0"/>
-      </w:pPr>
-      <w:r>
-        <w:rPr>
-          <w:b w:val="0"/>
-          <w:sz w:val="22"/>
-        </w:rPr>
-        <w:t>(d) 25-27 gauge, 5/8 inch</w:t>
-      </w:r>
-    </w:p>
-    <w:p>
-      <w:pPr>
-        <w:spacing w:after="0" w:before="40"/>
-      </w:pPr>
-      <w:r>
-        <w:rPr>
-          <w:b/>
-          <w:sz w:val="22"/>
-        </w:rPr>
-        <w:t>Answer: d</w:t>
-      </w:r>
-    </w:p>
-    <w:p>
-      <w:pPr>
-        <w:spacing w:after="0" w:before="0"/>
-      </w:pPr>
-      <w:r>
-        <w:rPr>
-          <w:b w:val="0"/>
-          <w:sz w:val="21"/>
-        </w:rPr>
-        <w:t>Solution: Subcutaneous injections use a short, fine needle (25-27 gauge, ⅝ inch) to deposit medication into the subcutaneous layer at a 45° angle.</w:t>
-      </w:r>
-    </w:p>
-    <w:p>
-      <w:pPr>
-        <w:spacing w:after="0" w:before="0"/>
-      </w:pPr>
-      <w:r>
-        <w:rPr>
-          <w:b w:val="0"/>
-          <w:sz w:val="20"/>
-        </w:rPr>
-        <w:t>Positive Marks: 1</w:t>
-      </w:r>
-    </w:p>
-    <w:p>
-      <w:pPr>
-        <w:spacing w:after="160" w:before="0"/>
-      </w:pPr>
-      <w:r>
-        <w:rPr>
-          <w:b w:val="0"/>
-          <w:sz w:val="20"/>
-        </w:rPr>
-        <w:t>Negative Marks: 0.25</w:t>
+      <w:r>
+        <w:t xml:space="preserve">Question: A patient with acute gastroenteritis has some dehydration. The nurse should monitor the patient for:</w:t>
+      </w:r>
+    </w:p>
+    <w:p>
+      <w:r>
+        <w:t xml:space="preserve">(a) Response to ORS and signs of worsening dehydration</w:t>
+      </w:r>
+    </w:p>
+    <w:p>
+      <w:r>
+        <w:t xml:space="preserve">(b) Only temperature</w:t>
+      </w:r>
+    </w:p>
+    <w:p>
+      <w:r>
+        <w:t xml:space="preserve">(c) Only weight</w:t>
+      </w:r>
+    </w:p>
+    <w:p>
+      <w:r>
+        <w:t xml:space="preserve">(d) Only appetite</w:t>
+      </w:r>
+    </w:p>
+    <w:p>
+      <w:r>
+        <w:t xml:space="preserve">Answer: a</w:t>
+      </w:r>
+    </w:p>
+    <w:p>
+      <w:r>
+        <w:t xml:space="preserve">Solution: ✅ Correct Answer: (a)</w:t>
+      </w:r>
+    </w:p>
+    <w:p>
+      <w:r>
+        <w:t xml:space="preserve">🧠 Clinical Rationale: The nurse monitors the response to ORS — hydration signs (urine output, mucous membranes, skin turgor) and reassesses after 4 hours per WHO Plan B. Worsening signs require escalation to IV therapy.</w:t>
+      </w:r>
+    </w:p>
+    <w:p>
+      <w:r>
+        <w:t xml:space="preserve">🔍 Key Clues: "Some dehydration" → monitor ORS response + worsening signs.</w:t>
+      </w:r>
+    </w:p>
+    <w:p>
+      <w:r>
+        <w:t xml:space="preserve">❌ Why Not Other Options?</w:t>
+      </w:r>
+    </w:p>
+    <w:p>
+      <w:r>
+        <w:t xml:space="preserve">(b), (c), (d) — Temperature, weight, and appetite alone miss the key hydration indicators.</w:t>
+      </w:r>
+    </w:p>
+    <w:p>
+      <w:r>
+        <w:t xml:space="preserve">⚠️ Exam Trap: Reassess at 4 hours — the Plan B checkpoint that decides Plan A vs. Plan C.</w:t>
+      </w:r>
+    </w:p>
+    <w:p>
+      <w:r>
+        <w:t xml:space="preserve">💎 PNC Pearl: ORS response check = urine, mouth, skin, eyes.</w:t>
+      </w:r>
+    </w:p>
+    <w:p>
+      <w:r>
+        <w:t xml:space="preserve">Positive Marks: 1</w:t>
+      </w:r>
+    </w:p>
+    <w:p>
+      <w:r>
+        <w:t xml:space="preserve">Negative Marks: 0.25</w:t>
+      </w:r>
+    </w:p>
+    <w:p>
+      <w:r>
+        <w:t xml:space="preserve"/>
+      </w:r>
+    </w:p>
+    <w:p>
+      <w:r>
+        <w:t xml:space="preserve">Question: The nurse is preparing a patient for a sigmoidoscopy. Which position is used?</w:t>
+      </w:r>
+    </w:p>
+    <w:p>
+      <w:r>
+        <w:t xml:space="preserve">(a) Knee-chest</w:t>
+      </w:r>
+    </w:p>
+    <w:p>
+      <w:r>
+        <w:t xml:space="preserve">(b) Supine</w:t>
+      </w:r>
+    </w:p>
+    <w:p>
+      <w:r>
+        <w:t xml:space="preserve">(c) Trendelenburg</w:t>
+      </w:r>
+    </w:p>
+    <w:p>
+      <w:r>
+        <w:t xml:space="preserve">(d) High-Fowler's</w:t>
+      </w:r>
+    </w:p>
+    <w:p>
+      <w:r>
+        <w:t xml:space="preserve">Answer: a</w:t>
+      </w:r>
+    </w:p>
+    <w:p>
+      <w:r>
+        <w:t xml:space="preserve">Solution: ✅ Correct Answer: (a)</w:t>
+      </w:r>
+    </w:p>
+    <w:p>
+      <w:r>
+        <w:t xml:space="preserve">🧠 Clinical Rationale: The knee-chest position provides optimal access for sigmoidoscopy/proctoscopy. The nurse assists, maintains privacy, and monitors for vagal reactions (bradycardia, dizziness).</w:t>
+      </w:r>
+    </w:p>
+    <w:p>
+      <w:r>
+        <w:t xml:space="preserve">🔍 Key Clues: "Sigmoidoscopy" → knee-chest position for rectal access.</w:t>
+      </w:r>
+    </w:p>
+    <w:p>
+      <w:r>
+        <w:t xml:space="preserve">❌ Why Not Other Options?</w:t>
+      </w:r>
+    </w:p>
+    <w:p>
+      <w:r>
+        <w:t xml:space="preserve">(b) — Supine does not provide rectal access.</w:t>
+      </w:r>
+    </w:p>
+    <w:p>
+      <w:r>
+        <w:t xml:space="preserve">(c) — Trendelenburg is for shock/cord prolapse situations.</w:t>
+      </w:r>
+    </w:p>
+    <w:p>
+      <w:r>
+        <w:t xml:space="preserve">(d) — High-Fowler's is for respiratory distress.</w:t>
+      </w:r>
+    </w:p>
+    <w:p>
+      <w:r>
+        <w:t xml:space="preserve">⚠️ Exam Trap: Rectal exams (sigmoidoscopy, proctoscopy) = knee-chest or left lateral Sims.</w:t>
+      </w:r>
+    </w:p>
+    <w:p>
+      <w:r>
+        <w:t xml:space="preserve">💎 PNC Pearl: Sigmoidoscopy = knee-chest, watch for vagal response.</w:t>
+      </w:r>
+    </w:p>
+    <w:p>
+      <w:r>
+        <w:t xml:space="preserve">Positive Marks: 1</w:t>
+      </w:r>
+    </w:p>
+    <w:p>
+      <w:r>
+        <w:t xml:space="preserve">Negative Marks: 0.25</w:t>
+      </w:r>
+    </w:p>
+    <w:p>
+      <w:r>
+        <w:t xml:space="preserve"/>
+      </w:r>
+    </w:p>
+    <w:p>
+      <w:r>
+        <w:t xml:space="preserve">Question: A patient in the postpartum period complains of severe perineal pain. The nurse should:</w:t>
+      </w:r>
+    </w:p>
+    <w:p>
+      <w:r>
+        <w:t xml:space="preserve">(a) Assess the perineum for hematoma, infection, or wound complications</w:t>
+      </w:r>
+    </w:p>
+    <w:p>
+      <w:r>
+        <w:t xml:space="preserve">(b) Ignore the complaint</w:t>
+      </w:r>
+    </w:p>
+    <w:p>
+      <w:r>
+        <w:t xml:space="preserve">(c) Give painkillers only</w:t>
+      </w:r>
+    </w:p>
+    <w:p>
+      <w:r>
+        <w:t xml:space="preserve">(d) Restrict movement</w:t>
+      </w:r>
+    </w:p>
+    <w:p>
+      <w:r>
+        <w:t xml:space="preserve">Answer: a</w:t>
+      </w:r>
+    </w:p>
+    <w:p>
+      <w:r>
+        <w:t xml:space="preserve">Solution: ✅ Correct Answer: (a)</w:t>
+      </w:r>
+    </w:p>
+    <w:p>
+      <w:r>
+        <w:t xml:space="preserve">🧠 Clinical Rationale: Severe perineal pain postpartum may indicate a hematoma (bulging, discolored, tense), infection, or wound breakdown — the nurse assesses the perineum, reports findings, and provides appropriate care.</w:t>
+      </w:r>
+    </w:p>
+    <w:p>
+      <w:r>
+        <w:t xml:space="preserve">🔍 Key Clues: "Severe perineal pain" postpartum → assess for hematoma/infection first.</w:t>
+      </w:r>
+    </w:p>
+    <w:p>
+      <w:r>
+        <w:t xml:space="preserve">❌ Why Not Other Options?</w:t>
+      </w:r>
+    </w:p>
+    <w:p>
+      <w:r>
+        <w:t xml:space="preserve">(b) — Ignoring pain misses a hematoma — a dangerous complication.</w:t>
+      </w:r>
+    </w:p>
+    <w:p>
+      <w:r>
+        <w:t xml:space="preserve">(c) — Analgesia alone masks the underlying problem.</w:t>
+      </w:r>
+    </w:p>
+    <w:p>
+      <w:r>
+        <w:t xml:space="preserve">(d) — Restricting movement is not the priority; assessment is.</w:t>
+      </w:r>
+    </w:p>
+    <w:p>
+      <w:r>
+        <w:t xml:space="preserve">⚠️ Exam Trap: Postpartum perineal pain out of proportion = hematoma until proven otherwise.</w:t>
+      </w:r>
+    </w:p>
+    <w:p>
+      <w:r>
+        <w:t xml:space="preserve">💎 PNC Pearl: Perineal pain after birth = look before you medicate.</w:t>
+      </w:r>
+    </w:p>
+    <w:p>
+      <w:r>
+        <w:t xml:space="preserve">Positive Marks: 1</w:t>
+      </w:r>
+    </w:p>
+    <w:p>
+      <w:r>
+        <w:t xml:space="preserve">Negative Marks: 0.25</w:t>
+      </w:r>
+    </w:p>
+    <w:p>
+      <w:r>
+        <w:t xml:space="preserve"/>
+      </w:r>
+    </w:p>
+    <w:p>
+      <w:r>
+        <w:t xml:space="preserve">Question: A 5-year-old child with a fracture of the forearm is in a cast. The nurse should teach the parents to:</w:t>
+      </w:r>
+    </w:p>
+    <w:p>
+      <w:r>
+        <w:t xml:space="preserve">(a) Report numbness, pallor, or severe pain in the fingers</w:t>
+      </w:r>
+    </w:p>
+    <w:p>
+      <w:r>
+        <w:t xml:space="preserve">(b) Remove the cast for bathing</w:t>
+      </w:r>
+    </w:p>
+    <w:p>
+      <w:r>
+        <w:t xml:space="preserve">(c) Insert objects to scratch</w:t>
+      </w:r>
+    </w:p>
+    <w:p>
+      <w:r>
+        <w:t xml:space="preserve">(d) Skip follow-up</w:t>
+      </w:r>
+    </w:p>
+    <w:p>
+      <w:r>
+        <w:t xml:space="preserve">Answer: a</w:t>
+      </w:r>
+    </w:p>
+    <w:p>
+      <w:r>
+        <w:t xml:space="preserve">Solution: ✅ Correct Answer: (a)</w:t>
+      </w:r>
+    </w:p>
+    <w:p>
+      <w:r>
+        <w:t xml:space="preserve">🧠 Clinical Rationale: Pediatric cast care — report neurovascular changes (numbness, pallor, severe pain, swelling of fingers), keep the cast dry, and attend follow-up. Removing the cast or inserting objects risks injury.</w:t>
+      </w:r>
+    </w:p>
+    <w:p>
+      <w:r>
+        <w:t xml:space="preserve">🔍 Key Clues: "Cast" + "teach parents" → neurovascular monitoring is priority teaching.</w:t>
+      </w:r>
+    </w:p>
+    <w:p>
+      <w:r>
+        <w:t xml:space="preserve">❌ Why Not Other Options?</w:t>
+      </w:r>
+    </w:p>
+    <w:p>
+      <w:r>
+        <w:t xml:space="preserve">(b) — Removing the cast for bathing disrupts immobilization.</w:t>
+      </w:r>
+    </w:p>
+    <w:p>
+      <w:r>
+        <w:t xml:space="preserve">(c) — Inserting objects damages skin under the cast.</w:t>
+      </w:r>
+    </w:p>
+    <w:p>
+      <w:r>
+        <w:t xml:space="preserve">(d) — Follow-up X-rays confirm healing.</w:t>
+      </w:r>
+    </w:p>
+    <w:p>
+      <w:r>
+        <w:t xml:space="preserve">⚠️ Exam Trap: In children, cast complications progress fast — teach the 5 Ps.</w:t>
+      </w:r>
+    </w:p>
+    <w:p>
+      <w:r>
+        <w:t xml:space="preserve">💎 PNC Pearl: Cast + child = watch fingers for pain, pallor, numbness.</w:t>
+      </w:r>
+    </w:p>
+    <w:p>
+      <w:r>
+        <w:t xml:space="preserve">Positive Marks: 1</w:t>
+      </w:r>
+    </w:p>
+    <w:p>
+      <w:r>
+        <w:t xml:space="preserve">Negative Marks: 0.25</w:t>
+      </w:r>
+    </w:p>
+    <w:p>
+      <w:r>
+        <w:t xml:space="preserve"/>
+      </w:r>
+    </w:p>
+    <w:p>
+      <w:r>
+        <w:t xml:space="preserve">Question: A patient with schizophrenia is being discharged on an antipsychotic. The nurse should teach the patient to:</w:t>
+      </w:r>
+    </w:p>
+    <w:p>
+      <w:r>
+        <w:t xml:space="preserve">(a) Continue the medication as prescribed and report side effects</w:t>
+      </w:r>
+    </w:p>
+    <w:p>
+      <w:r>
+        <w:t xml:space="preserve">(b) Stop the medication when feeling better</w:t>
+      </w:r>
+    </w:p>
+    <w:p>
+      <w:r>
+        <w:t xml:space="preserve">(c) Skip doses</w:t>
+      </w:r>
+    </w:p>
+    <w:p>
+      <w:r>
+        <w:t xml:space="preserve">(d) Double the dose</w:t>
+      </w:r>
+    </w:p>
+    <w:p>
+      <w:r>
+        <w:t xml:space="preserve">Answer: a</w:t>
+      </w:r>
+    </w:p>
+    <w:p>
+      <w:r>
+        <w:t xml:space="preserve">Solution: ✅ Correct Answer: (a)</w:t>
+      </w:r>
+    </w:p>
+    <w:p>
+      <w:r>
+        <w:t xml:space="preserve">🧠 Clinical Rationale: Antipsychotic adherence prevents relapse — the nurse teaches daily use as prescribed, reporting side effects (managed by dose adjustment), and attending follow-up.</w:t>
+      </w:r>
+    </w:p>
+    <w:p>
+      <w:r>
+        <w:t xml:space="preserve">🔍 Key Clues: "Discharged on antipsychotic" → adherence + side-effect reporting.</w:t>
+      </w:r>
+    </w:p>
+    <w:p>
+      <w:r>
+        <w:t xml:space="preserve">❌ Why Not Other Options?</w:t>
+      </w:r>
+    </w:p>
+    <w:p>
+      <w:r>
+        <w:t xml:space="preserve">(b) — Stopping when better causes relapse (often worse than before).</w:t>
+      </w:r>
+    </w:p>
+    <w:p>
+      <w:r>
+        <w:t xml:space="preserve">(c) — Skipping doses destabilizes drug levels.</w:t>
+      </w:r>
+    </w:p>
+    <w:p>
+      <w:r>
+        <w:t xml:space="preserve">(d) — Doubling doses risks severe side effects.</w:t>
+      </w:r>
+    </w:p>
+    <w:p>
+      <w:r>
+        <w:t xml:space="preserve">⚠️ Exam Trap: Non-adherence is the #1 cause of schizophrenia relapse.</w:t>
+      </w:r>
+    </w:p>
+    <w:p>
+      <w:r>
+        <w:t xml:space="preserve">💎 PNC Pearl: Antipsychotics = daily, report side effects, never stop alone.</w:t>
+      </w:r>
+    </w:p>
+    <w:p>
+      <w:r>
+        <w:t xml:space="preserve">Positive Marks: 1</w:t>
+      </w:r>
+    </w:p>
+    <w:p>
+      <w:r>
+        <w:t xml:space="preserve">Negative Marks: 0.25</w:t>
+      </w:r>
+    </w:p>
+    <w:p>
+      <w:r>
+        <w:t xml:space="preserve"/>
+      </w:r>
+    </w:p>
+    <w:p>
+      <w:r>
+        <w:t xml:space="preserve">Question: The "Pradhan Mantri Bhartiya Janaushadhi Kendra" is part of which broader initiative?</w:t>
+      </w:r>
+    </w:p>
+    <w:p>
+      <w:r>
+        <w:t xml:space="preserve">(a) PMBJP — affordable medicines</w:t>
+      </w:r>
+    </w:p>
+    <w:p>
+      <w:r>
+        <w:t xml:space="preserve">(b) Ayushman Bharat</w:t>
+      </w:r>
+    </w:p>
+    <w:p>
+      <w:r>
+        <w:t xml:space="preserve">(c) Swachh Bharat</w:t>
+      </w:r>
+    </w:p>
+    <w:p>
+      <w:r>
+        <w:t xml:space="preserve">(d) Skill India</w:t>
+      </w:r>
+    </w:p>
+    <w:p>
+      <w:r>
+        <w:t xml:space="preserve">Answer: a</w:t>
+      </w:r>
+    </w:p>
+    <w:p>
+      <w:r>
+        <w:t xml:space="preserve">Solution: ✅ Correct Answer: (a)</w:t>
+      </w:r>
+    </w:p>
+    <w:p>
+      <w:r>
+        <w:t xml:space="preserve">🧠 Clinical Rationale: Jan Aushadhi Kendras operate under the Pradhan Mantri Bhartiya Janaushadhi Pariyojana (PMBJP) — the initiative for affordable quality generic medicines.</w:t>
+      </w:r>
+    </w:p>
+    <w:p>
+      <w:r>
+        <w:t xml:space="preserve">🔍 Key Clues: "Janaushadhi Kendra" → PMBJP (affordable medicines initiative).</w:t>
+      </w:r>
+    </w:p>
+    <w:p>
+      <w:r>
+        <w:t xml:space="preserve">❌ Why Not Other Options?</w:t>
+      </w:r>
+    </w:p>
+    <w:p>
+      <w:r>
+        <w:t xml:space="preserve">(b) — Ayushman Bharat is health insurance.</w:t>
+      </w:r>
+    </w:p>
+    <w:p>
+      <w:r>
+        <w:t xml:space="preserve">(c) — Swachh Bharat is sanitation.</w:t>
+      </w:r>
+    </w:p>
+    <w:p>
+      <w:r>
+        <w:t xml:space="preserve">(d) — Skill India is skill development.</w:t>
+      </w:r>
+    </w:p>
+    <w:p>
+      <w:r>
+        <w:t xml:space="preserve">⚠️ Exam Trap: PMBJP = medicines; Ayushman = insurance — the two health acronyms must not be confused.</w:t>
+      </w:r>
+    </w:p>
+    <w:p>
+      <w:r>
+        <w:t xml:space="preserve">💎 PNC Pearl: Jan Aushadhi → PMBJP → affordable generics.</w:t>
+      </w:r>
+    </w:p>
+    <w:p>
+      <w:r>
+        <w:t xml:space="preserve">Positive Marks: 1</w:t>
+      </w:r>
+    </w:p>
+    <w:p>
+      <w:r>
+        <w:t xml:space="preserve">Negative Marks: 0.25</w:t>
+      </w:r>
+    </w:p>
+    <w:p>
+      <w:r>
+        <w:t xml:space="preserve"/>
+      </w:r>
+    </w:p>
+    <w:p>
+      <w:r>
+        <w:t xml:space="preserve">Question: The nurse is to administer 950 mg of a medication. The tablets are 190 mg each. How many tablets are needed?</w:t>
+      </w:r>
+    </w:p>
+    <w:p>
+      <w:r>
+        <w:t xml:space="preserve">(a) 4 tablets</w:t>
+      </w:r>
+    </w:p>
+    <w:p>
+      <w:r>
+        <w:t xml:space="preserve">(b) 5 tablets</w:t>
+      </w:r>
+    </w:p>
+    <w:p>
+      <w:r>
+        <w:t xml:space="preserve">(c) 6 tablets</w:t>
+      </w:r>
+    </w:p>
+    <w:p>
+      <w:r>
+        <w:t xml:space="preserve">(d) 7 tablets</w:t>
+      </w:r>
+    </w:p>
+    <w:p>
+      <w:r>
+        <w:t xml:space="preserve">Answer: b</w:t>
+      </w:r>
+    </w:p>
+    <w:p>
+      <w:r>
+        <w:t xml:space="preserve">Solution: ✅ Correct Answer: (b)</w:t>
+      </w:r>
+    </w:p>
+    <w:p>
+      <w:r>
+        <w:t xml:space="preserve">🧠 Clinical Rationale: Tablets = Desired ÷ Have = 950 mg ÷ 190 mg = 5 tablets.</w:t>
+      </w:r>
+    </w:p>
+    <w:p>
+      <w:r>
+        <w:t xml:space="preserve">🔍 Key Clues: "950 mg" ordered, "190 mg each" → 950 ÷ 190 = 5.</w:t>
+      </w:r>
+    </w:p>
+    <w:p>
+      <w:r>
+        <w:t xml:space="preserve">❌ Why Not Other Options?</w:t>
+      </w:r>
+    </w:p>
+    <w:p>
+      <w:r>
+        <w:t xml:space="preserve">(a) — 4 tablets give 760 mg.</w:t>
+      </w:r>
+    </w:p>
+    <w:p>
+      <w:r>
+        <w:t xml:space="preserve">(c) — 6 tablets give 1,140 mg — overdose.</w:t>
+      </w:r>
+    </w:p>
+    <w:p>
+      <w:r>
+        <w:t xml:space="preserve">(d) — 7 tablets give 1,330 mg — serious overdose.</w:t>
+      </w:r>
+    </w:p>
+    <w:p>
+      <w:r>
+        <w:t xml:space="preserve">⚠️ Exam Trap: Desired ÷ Have; keep the units aligned.</w:t>
+      </w:r>
+    </w:p>
+    <w:p>
+      <w:r>
+        <w:t xml:space="preserve">💎 PNC Pearl: 950 ÷ 190 = 5 tablets.</w:t>
+      </w:r>
+    </w:p>
+    <w:p>
+      <w:r>
+        <w:t xml:space="preserve">Positive Marks: 1</w:t>
+      </w:r>
+    </w:p>
+    <w:p>
+      <w:r>
+        <w:t xml:space="preserve">Negative Marks: 0.25</w:t>
+      </w:r>
+    </w:p>
+    <w:p>
+      <w:r>
+        <w:t xml:space="preserve"/>
+      </w:r>
+    </w:p>
+    <w:p>
+      <w:r>
+        <w:t xml:space="preserve">Question: The nurse is caring for a patient with hypercalcemia. Which intervention is appropriate?</w:t>
+      </w:r>
+    </w:p>
+    <w:p>
+      <w:r>
+        <w:t xml:space="preserve">(a) Encourage fluids and monitor for cardiac changes</w:t>
+      </w:r>
+    </w:p>
+    <w:p>
+      <w:r>
+        <w:t xml:space="preserve">(b) Restrict fluids</w:t>
+      </w:r>
+    </w:p>
+    <w:p>
+      <w:r>
+        <w:t xml:space="preserve">(c) Give calcium supplements</w:t>
+      </w:r>
+    </w:p>
+    <w:p>
+      <w:r>
+        <w:t xml:space="preserve">(d) Encourage immobility</w:t>
+      </w:r>
+    </w:p>
+    <w:p>
+      <w:r>
+        <w:t xml:space="preserve">Answer: a</w:t>
+      </w:r>
+    </w:p>
+    <w:p>
+      <w:r>
+        <w:t xml:space="preserve">Solution: ✅ Correct Answer: (a)</w:t>
+      </w:r>
+    </w:p>
+    <w:p>
+      <w:r>
+        <w:t xml:space="preserve">🧠 Clinical Rationale: Hypercalcemia is managed with hydration (IV/oral fluids promote renal calcium excretion), monitoring of cardiac rhythm (shortened QT, arrhythmias) and neurological status, and treating the cause (malignancy, hyperparathyroidism). Immobility worsens it.</w:t>
+      </w:r>
+    </w:p>
+    <w:p>
+      <w:r>
+        <w:t xml:space="preserve">🔍 Key Clues: "Hypercalcemia" → fluids in, calcium out, watch the heart.</w:t>
+      </w:r>
+    </w:p>
+    <w:p>
+      <w:r>
+        <w:t xml:space="preserve">❌ Why Not Other Options?</w:t>
+      </w:r>
+    </w:p>
+    <w:p>
+      <w:r>
+        <w:t xml:space="preserve">(b) — Fluid restriction concentrates calcium and worsens it.</w:t>
+      </w:r>
+    </w:p>
+    <w:p>
+      <w:r>
+        <w:t xml:space="preserve">(c) — Calcium supplements worsen hypercalcemia.</w:t>
+      </w:r>
+    </w:p>
+    <w:p>
+      <w:r>
+        <w:t xml:space="preserve">(d) — Immobility increases bone resorption and calcium levels.</w:t>
+      </w:r>
+    </w:p>
+    <w:p>
+      <w:r>
+        <w:t xml:space="preserve">⚠️ Exam Trap: Fluids + mobility treat hypercalcemia; immobility and supplements worsen it.</w:t>
+      </w:r>
+    </w:p>
+    <w:p>
+      <w:r>
+        <w:t xml:space="preserve">💎 PNC Pearl: Hypercalcemia = hydrate, mobilize, watch the ECG.</w:t>
+      </w:r>
+    </w:p>
+    <w:p>
+      <w:r>
+        <w:t xml:space="preserve">Positive Marks: 1</w:t>
+      </w:r>
+    </w:p>
+    <w:p>
+      <w:r>
+        <w:t xml:space="preserve">Negative Marks: 0.25</w:t>
+      </w:r>
+    </w:p>
+    <w:p>
+      <w:r>
+        <w:t xml:space="preserve"/>
+      </w:r>
+    </w:p>
+    <w:p>
+      <w:r>
+        <w:t xml:space="preserve">Question: The nurse is assessing a patient's pulse. A bounding pulse is associated with:</w:t>
+      </w:r>
+    </w:p>
+    <w:p>
+      <w:r>
+        <w:t xml:space="preserve">(a) High cardiac output (fever, exercise, hyperthyroidism)</w:t>
+      </w:r>
+    </w:p>
+    <w:p>
+      <w:r>
+        <w:t xml:space="preserve">(b) Shock</w:t>
+      </w:r>
+    </w:p>
+    <w:p>
+      <w:r>
+        <w:t xml:space="preserve">(c) Cardiac arrest</w:t>
+      </w:r>
+    </w:p>
+    <w:p>
+      <w:r>
+        <w:t xml:space="preserve">(d) Hypovolemia</w:t>
+      </w:r>
+    </w:p>
+    <w:p>
+      <w:r>
+        <w:t xml:space="preserve">Answer: a</w:t>
+      </w:r>
+    </w:p>
+    <w:p>
+      <w:r>
+        <w:t xml:space="preserve">Solution: ✅ Correct Answer: (a)</w:t>
+      </w:r>
+    </w:p>
+    <w:p>
+      <w:r>
+        <w:t xml:space="preserve">🧠 Clinical Rationale: A bounding (strong) pulse reflects increased stroke volume/cardiac output — fever, exercise, anemia, and hyperthyroidism. A weak, thready pulse occurs in shock and hypovolemia.</w:t>
+      </w:r>
+    </w:p>
+    <w:p>
+      <w:r>
+        <w:t xml:space="preserve">🔍 Key Clues: "Bounding pulse" → high cardiac output states.</w:t>
+      </w:r>
+    </w:p>
+    <w:p>
+      <w:r>
+        <w:t xml:space="preserve">❌ Why Not Other Options?</w:t>
+      </w:r>
+    </w:p>
+    <w:p>
+      <w:r>
+        <w:t xml:space="preserve">(b) — Shock produces a weak, thready pulse.</w:t>
+      </w:r>
+    </w:p>
+    <w:p>
+      <w:r>
+        <w:t xml:space="preserve">(c) — Cardiac arrest has no pulse.</w:t>
+      </w:r>
+    </w:p>
+    <w:p>
+      <w:r>
+        <w:t xml:space="preserve">(d) — Hypovolemia causes a weak, rapid pulse.</w:t>
+      </w:r>
+    </w:p>
+    <w:p>
+      <w:r>
+        <w:t xml:space="preserve">⚠️ Exam Trap: Bounding = high output; thready = low output (shock/hypovolemia).</w:t>
+      </w:r>
+    </w:p>
+    <w:p>
+      <w:r>
+        <w:t xml:space="preserve">💎 PNC Pearl: Bounding pulse = engine running hot; thready = fuel low.</w:t>
+      </w:r>
+    </w:p>
+    <w:p>
+      <w:r>
+        <w:t xml:space="preserve">Positive Marks: 1</w:t>
+      </w:r>
+    </w:p>
+    <w:p>
+      <w:r>
+        <w:t xml:space="preserve">Negative Marks: 0.25</w:t>
+      </w:r>
+    </w:p>
+    <w:p>
+      <w:r>
+        <w:t xml:space="preserve"/>
+      </w:r>
+    </w:p>
+    <w:p>
+      <w:r>
+        <w:t xml:space="preserve">Question: A patient with a fractured tibia in a cast is at risk for which complication if the cast is applied too tightly?</w:t>
+      </w:r>
+    </w:p>
+    <w:p>
+      <w:r>
+        <w:t xml:space="preserve">(a) Compartment syndrome</w:t>
+      </w:r>
+    </w:p>
+    <w:p>
+      <w:r>
+        <w:t xml:space="preserve">(b) Osteoporosis</w:t>
+      </w:r>
+    </w:p>
+    <w:p>
+      <w:r>
+        <w:t xml:space="preserve">(c) Hypercalcemia</w:t>
+      </w:r>
+    </w:p>
+    <w:p>
+      <w:r>
+        <w:t xml:space="preserve">(d) Muscle spasm only</w:t>
+      </w:r>
+    </w:p>
+    <w:p>
+      <w:r>
+        <w:t xml:space="preserve">Answer: a</w:t>
+      </w:r>
+    </w:p>
+    <w:p>
+      <w:r>
+        <w:t xml:space="preserve">Solution: ✅ Correct Answer: (a)</w:t>
+      </w:r>
+    </w:p>
+    <w:p>
+      <w:r>
+        <w:t xml:space="preserve">🧠 Clinical Rationale: A tight cast raises intracompartmental pressure → compartment syndrome — severe pain, pallor, pulselessness, paresthesia, and paralysis. The nurse performs frequent neurovascular checks and splits the cast immediately if suspected.</w:t>
+      </w:r>
+    </w:p>
+    <w:p>
+      <w:r>
+        <w:t xml:space="preserve">🔍 Key Clues: "Cast applied too tightly" → compartment syndrome.</w:t>
+      </w:r>
+    </w:p>
+    <w:p>
+      <w:r>
+        <w:t xml:space="preserve">❌ Why Not Other Options?</w:t>
+      </w:r>
+    </w:p>
+    <w:p>
+      <w:r>
+        <w:t xml:space="preserve">(b), (c), (d) — Osteoporosis, hypercalcemia, and muscle spasm are not caused by a tight cast.</w:t>
+      </w:r>
+    </w:p>
+    <w:p>
+      <w:r>
+        <w:t xml:space="preserve">⚠️ Exam Trap: The 5 Ps (Pain, Pallor, Pulselessness, Paresthesia, Paralysis) — pain is the earliest.</w:t>
+      </w:r>
+    </w:p>
+    <w:p>
+      <w:r>
+        <w:t xml:space="preserve">💎 PNC Pearl: Tight cast + severe pain = compartment syndrome = split it now.</w:t>
+      </w:r>
+    </w:p>
+    <w:p>
+      <w:r>
+        <w:t xml:space="preserve">Positive Marks: 1</w:t>
+      </w:r>
+    </w:p>
+    <w:p>
+      <w:r>
+        <w:t xml:space="preserve">Negative Marks: 0.25</w:t>
+      </w:r>
+    </w:p>
+    <w:p>
+      <w:r>
+        <w:t xml:space="preserve">Question: A patient with chronic renal failure is prescribed sodium bicarbonate. The rationale is to:</w:t>
+      </w:r>
+    </w:p>
+    <w:p>
+      <w:r>
+        <w:t xml:space="preserve">(a) Correct metabolic acidosis</w:t>
+      </w:r>
+    </w:p>
+    <w:p>
+      <w:r>
+        <w:t xml:space="preserve">(b) Increase potassium</w:t>
+      </w:r>
+    </w:p>
+    <w:p>
+      <w:r>
+        <w:t xml:space="preserve">(c) Reduce calcium</w:t>
+      </w:r>
+    </w:p>
+    <w:p>
+      <w:r>
+        <w:t xml:space="preserve">(d) Treat anemia</w:t>
+      </w:r>
+    </w:p>
+    <w:p>
+      <w:r>
+        <w:t xml:space="preserve">Answer: a</w:t>
+      </w:r>
+    </w:p>
+    <w:p>
+      <w:r>
+        <w:t xml:space="preserve">Solution: ✅ Correct Answer: (a)</w:t>
+      </w:r>
+    </w:p>
+    <w:p>
+      <w:r>
+        <w:t xml:space="preserve">🧠 Clinical Rationale: The failing kidneys cannot excrete acid, causing metabolic acidosis — sodium bicarbonate corrects this. The nurse monitors pH/bicarbonate, sodium levels, and signs of fluid overload.</w:t>
+      </w:r>
+    </w:p>
+    <w:p>
+      <w:r>
+        <w:t xml:space="preserve">🔍 Key Clues: "Sodium bicarbonate" in renal failure → corrects metabolic acidosis.</w:t>
+      </w:r>
+    </w:p>
+    <w:p>
+      <w:r>
+        <w:t xml:space="preserve">❌ Why Not Other Options?</w:t>
+      </w:r>
+    </w:p>
+    <w:p>
+      <w:r>
+        <w:t xml:space="preserve">(b) — Bicarbonate does not increase potassium.</w:t>
+      </w:r>
+    </w:p>
+    <w:p>
+      <w:r>
+        <w:t xml:space="preserve">(c) — It does not reduce calcium.</w:t>
+      </w:r>
+    </w:p>
+    <w:p>
+      <w:r>
+        <w:t xml:space="preserve">(d) — Anemia is treated with erythropoietin and iron, not bicarbonate.</w:t>
+      </w:r>
+    </w:p>
+    <w:p>
+      <w:r>
+        <w:t xml:space="preserve">⚠️ Exam Trap: Renal failure = acid retention → bicarbonate replaces the kidney's lost job.</w:t>
+      </w:r>
+    </w:p>
+    <w:p>
+      <w:r>
+        <w:t xml:space="preserve">💎 PNC Pearl: Bicarbonate in CKD = the kidney's acid-clearing stand-in.</w:t>
+      </w:r>
+    </w:p>
+    <w:p>
+      <w:r>
+        <w:t xml:space="preserve">Positive Marks: 1</w:t>
+      </w:r>
+    </w:p>
+    <w:p>
+      <w:r>
+        <w:t xml:space="preserve">Negative Marks: 0.25</w:t>
+      </w:r>
+    </w:p>
+    <w:p>
+      <w:r>
+        <w:t xml:space="preserve"/>
+      </w:r>
+    </w:p>
+    <w:p>
+      <w:r>
+        <w:t xml:space="preserve">Question: The nurse is preparing a patient for a bone marrow aspiration. Which nursing action is correct?</w:t>
+      </w:r>
+    </w:p>
+    <w:p>
+      <w:r>
+        <w:t xml:space="preserve">(a) Obtain informed consent and apply pressure to the site after the procedure</w:t>
+      </w:r>
+    </w:p>
+    <w:p>
+      <w:r>
+        <w:t xml:space="preserve">(b) Skip the consent</w:t>
+      </w:r>
+    </w:p>
+    <w:p>
+      <w:r>
+        <w:t xml:space="preserve">(c) Move the patient immediately</w:t>
+      </w:r>
+    </w:p>
+    <w:p>
+      <w:r>
+        <w:t xml:space="preserve">(d) Use a dirty needle</w:t>
+      </w:r>
+    </w:p>
+    <w:p>
+      <w:r>
+        <w:t xml:space="preserve">Answer: a</w:t>
+      </w:r>
+    </w:p>
+    <w:p>
+      <w:r>
+        <w:t xml:space="preserve">Solution: ✅ Correct Answer: (a)</w:t>
+      </w:r>
+    </w:p>
+    <w:p>
+      <w:r>
+        <w:t xml:space="preserve">🧠 Clinical Rationale: Bone marrow aspiration requires informed consent, aseptic technique, and local anesthesia. After the procedure, firm pressure over the site controls bleeding; the patient lies on the site briefly and is observed.</w:t>
+      </w:r>
+    </w:p>
+    <w:p>
+      <w:r>
+        <w:t xml:space="preserve">🔍 Key Clues: "Bone marrow aspiration" → consent + aseptic technique + post-procedure pressure.</w:t>
+      </w:r>
+    </w:p>
+    <w:p>
+      <w:r>
+        <w:t xml:space="preserve">❌ Why Not Other Options?</w:t>
+      </w:r>
+    </w:p>
+    <w:p>
+      <w:r>
+        <w:t xml:space="preserve">(b) — Informed consent is legally and ethically required.</w:t>
+      </w:r>
+    </w:p>
+    <w:p>
+      <w:r>
+        <w:t xml:space="preserve">(c) — The patient rests and applies pressure after the procedure.</w:t>
+      </w:r>
+    </w:p>
+    <w:p>
+      <w:r>
+        <w:t xml:space="preserve">(d) — Aseptic technique is essential to prevent infection.</w:t>
+      </w:r>
+    </w:p>
+    <w:p>
+      <w:r>
+        <w:t xml:space="preserve">⚠️ Exam Trap: Pressure after marrow biopsy prevents hematoma — the key post-care step.</w:t>
+      </w:r>
+    </w:p>
+    <w:p>
+      <w:r>
+        <w:t xml:space="preserve">💎 PNC Pearl: Marrow aspiration = consent first, pressure after.</w:t>
+      </w:r>
+    </w:p>
+    <w:p>
+      <w:r>
+        <w:t xml:space="preserve">Positive Marks: 1</w:t>
+      </w:r>
+    </w:p>
+    <w:p>
+      <w:r>
+        <w:t xml:space="preserve">Negative Marks: 0.25</w:t>
+      </w:r>
+    </w:p>
+    <w:p>
+      <w:r>
+        <w:t xml:space="preserve"/>
+      </w:r>
+    </w:p>
+    <w:p>
+      <w:r>
+        <w:t xml:space="preserve">Question: A patient at 39 weeks of gestation is in the third stage of labor. The nurse should monitor for:</w:t>
+      </w:r>
+    </w:p>
+    <w:p>
+      <w:r>
+        <w:t xml:space="preserve">(a) Postpartum hemorrhage and placental separation</w:t>
+      </w:r>
+    </w:p>
+    <w:p>
+      <w:r>
+        <w:t xml:space="preserve">(b) Hypoglycemia</w:t>
+      </w:r>
+    </w:p>
+    <w:p>
+      <w:r>
+        <w:t xml:space="preserve">(c) Constipation</w:t>
+      </w:r>
+    </w:p>
+    <w:p>
+      <w:r>
+        <w:t xml:space="preserve">(d) Hyperthyroidism</w:t>
+      </w:r>
+    </w:p>
+    <w:p>
+      <w:r>
+        <w:t xml:space="preserve">Answer: a</w:t>
+      </w:r>
+    </w:p>
+    <w:p>
+      <w:r>
+        <w:t xml:space="preserve">Solution: ✅ Correct Answer: (a)</w:t>
+      </w:r>
+    </w:p>
+    <w:p>
+      <w:r>
+        <w:t xml:space="preserve">🧠 Clinical Rationale: The third stage (placental delivery, birth to placenta) carries hemorrhage risk — the nurse monitors for placental separation signs, fundal tone, and blood loss, and gives oxytocin to prevent postpartum hemorrhage.</w:t>
+      </w:r>
+    </w:p>
+    <w:p>
+      <w:r>
+        <w:t xml:space="preserve">🔍 Key Clues: "Third stage of labor" → hemorrhage + placental separation monitoring.</w:t>
+      </w:r>
+    </w:p>
+    <w:p>
+      <w:r>
+        <w:t xml:space="preserve">❌ Why Not Other Options?</w:t>
+      </w:r>
+    </w:p>
+    <w:p>
+      <w:r>
+        <w:t xml:space="preserve">(b), (c), (d) — Hypoglycemia, constipation, and hyperthyroidism are not third-stage concerns.</w:t>
+      </w:r>
+    </w:p>
+    <w:p>
+      <w:r>
+        <w:t xml:space="preserve">⚠️ Exam Trap: Active management of the third stage (oxytocin + controlled cord traction) reduces PPH.</w:t>
+      </w:r>
+    </w:p>
+    <w:p>
+      <w:r>
+        <w:t xml:space="preserve">💎 PNC Pearl: Third stage = watch blood loss, watch the placenta.</w:t>
+      </w:r>
+    </w:p>
+    <w:p>
+      <w:r>
+        <w:t xml:space="preserve">Positive Marks: 1</w:t>
+      </w:r>
+    </w:p>
+    <w:p>
+      <w:r>
+        <w:t xml:space="preserve">Negative Marks: 0.25</w:t>
+      </w:r>
+    </w:p>
+    <w:p>
+      <w:r>
+        <w:t xml:space="preserve"/>
+      </w:r>
+    </w:p>
+    <w:p>
+      <w:r>
+        <w:t xml:space="preserve">Question: A 6-month-old infant with severe malnutrition is being started on F75 formula. The nurse should:</w:t>
+      </w:r>
+    </w:p>
+    <w:p>
+      <w:r>
+        <w:t xml:space="preserve">(a) Give small, frequent feeds and monitor for refeeding syndrome</w:t>
+      </w:r>
+    </w:p>
+    <w:p>
+      <w:r>
+        <w:t xml:space="preserve">(b) Give large feeds rapidly</w:t>
+      </w:r>
+    </w:p>
+    <w:p>
+      <w:r>
+        <w:t xml:space="preserve">(c) Give only water</w:t>
+      </w:r>
+    </w:p>
+    <w:p>
+      <w:r>
+        <w:t xml:space="preserve">(d) Discharge the infant</w:t>
+      </w:r>
+    </w:p>
+    <w:p>
+      <w:r>
+        <w:t xml:space="preserve">Answer: a</w:t>
+      </w:r>
+    </w:p>
+    <w:p>
+      <w:r>
+        <w:t xml:space="preserve">Solution: ✅ Correct Answer: (a)</w:t>
+      </w:r>
+    </w:p>
+    <w:p>
+      <w:r>
+        <w:t xml:space="preserve">🧠 Clinical Rationale: Stabilizing severe acute malnutrition — F75 formula in small, frequent feeds with close monitoring for refeeding syndrome (hypophosphatemia, edema, heart failure). Feeds are gradual and watched.</w:t>
+      </w:r>
+    </w:p>
+    <w:p>
+      <w:r>
+        <w:t xml:space="preserve">🔍 Key Clues: "Severe malnutrition" + "F75" → small frequent feeds + refeeding syndrome watch.</w:t>
+      </w:r>
+    </w:p>
+    <w:p>
+      <w:r>
+        <w:t xml:space="preserve">❌ Why Not Other Options?</w:t>
+      </w:r>
+    </w:p>
+    <w:p>
+      <w:r>
+        <w:t xml:space="preserve">(b) — Large rapid feeds trigger refeeding syndrome.</w:t>
+      </w:r>
+    </w:p>
+    <w:p>
+      <w:r>
+        <w:t xml:space="preserve">(c) — Water alone provides no nutrition.</w:t>
+      </w:r>
+    </w:p>
+    <w:p>
+      <w:r>
+        <w:t xml:space="preserve">(d) — The infant needs hospital stabilization.</w:t>
+      </w:r>
+    </w:p>
+    <w:p>
+      <w:r>
+        <w:t xml:space="preserve">⚠️ Exam Trap: Refeeding syndrome (hypophosphatemia) kills — feed SAM children slowly.</w:t>
+      </w:r>
+    </w:p>
+    <w:p>
+      <w:r>
+        <w:t xml:space="preserve">💎 PNC Pearl: F75 = slow and small; refeeding too fast is dangerous.</w:t>
+      </w:r>
+    </w:p>
+    <w:p>
+      <w:r>
+        <w:t xml:space="preserve">Positive Marks: 1</w:t>
+      </w:r>
+    </w:p>
+    <w:p>
+      <w:r>
+        <w:t xml:space="preserve">Negative Marks: 0.25</w:t>
+      </w:r>
+    </w:p>
+    <w:p>
+      <w:r>
+        <w:t xml:space="preserve"/>
+      </w:r>
+    </w:p>
+    <w:p>
+      <w:r>
+        <w:t xml:space="preserve">Question: A patient with an anxiety disorder is being taught problem-solving skills. The nurse should:</w:t>
+      </w:r>
+    </w:p>
+    <w:p>
+      <w:r>
+        <w:t xml:space="preserve">(a) Help the patient identify problems and generate options step by step</w:t>
+      </w:r>
+    </w:p>
+    <w:p>
+      <w:r>
+        <w:t xml:space="preserve">(b) Solve all problems for the patient</w:t>
+      </w:r>
+    </w:p>
+    <w:p>
+      <w:r>
+        <w:t xml:space="preserve">(c) Dismiss the problems</w:t>
+      </w:r>
+    </w:p>
+    <w:p>
+      <w:r>
+        <w:t xml:space="preserve">(d) Avoid discussing problems</w:t>
+      </w:r>
+    </w:p>
+    <w:p>
+      <w:r>
+        <w:t xml:space="preserve">Answer: a</w:t>
+      </w:r>
+    </w:p>
+    <w:p>
+      <w:r>
+        <w:t xml:space="preserve">Solution: ✅ Correct Answer: (a)</w:t>
+      </w:r>
+    </w:p>
+    <w:p>
+      <w:r>
+        <w:t xml:space="preserve">🧠 Clinical Rationale: Problem-solving therapy teaches a stepwise approach — identify the problem, brainstorm options, weigh pros and cons, choose, and evaluate — building the patient's coping skills and reducing anxiety.</w:t>
+      </w:r>
+    </w:p>
+    <w:p>
+      <w:r>
+        <w:t xml:space="preserve">🔍 Key Clues: "Problem-solving skills" → guide the patient through structured steps.</w:t>
+      </w:r>
+    </w:p>
+    <w:p>
+      <w:r>
+        <w:t xml:space="preserve">❌ Why Not Other Options?</w:t>
+      </w:r>
+    </w:p>
+    <w:p>
+      <w:r>
+        <w:t xml:space="preserve">(b) — Solving for the patient creates dependence.</w:t>
+      </w:r>
+    </w:p>
+    <w:p>
+      <w:r>
+        <w:t xml:space="preserve">(c) — Dismissing problems invalidates the patient.</w:t>
+      </w:r>
+    </w:p>
+    <w:p>
+      <w:r>
+        <w:t xml:space="preserve">(d) — Avoiding problems maintains anxiety.</w:t>
+      </w:r>
+    </w:p>
+    <w:p>
+      <w:r>
+        <w:t xml:space="preserve">⚠️ Exam Trap: The nurse FACILITATES problem-solving — the patient does the solving.</w:t>
+      </w:r>
+    </w:p>
+    <w:p>
+      <w:r>
+        <w:t xml:space="preserve">💎 PNC Pearl: Problem-solving = the patient's skill, the nurse's guide.</w:t>
+      </w:r>
+    </w:p>
+    <w:p>
+      <w:r>
+        <w:t xml:space="preserve">Positive Marks: 1</w:t>
+      </w:r>
+    </w:p>
+    <w:p>
+      <w:r>
+        <w:t xml:space="preserve">Negative Marks: 0.25</w:t>
+      </w:r>
+    </w:p>
+    <w:p>
+      <w:r>
+        <w:t xml:space="preserve"/>
+      </w:r>
+    </w:p>
+    <w:p>
+      <w:r>
+        <w:t xml:space="preserve">Question: The "Pradhan Mantri Bhartiya Janaushadhi Kendra" medicines are approved by:</w:t>
+      </w:r>
+    </w:p>
+    <w:p>
+      <w:r>
+        <w:t xml:space="preserve">(a) The Bureau of Pharma PSUs / regulatory quality checks</w:t>
+      </w:r>
+    </w:p>
+    <w:p>
+      <w:r>
+        <w:t xml:space="preserve">(b) No authority</w:t>
+      </w:r>
+    </w:p>
+    <w:p>
+      <w:r>
+        <w:t xml:space="preserve">(c) Private companies only</w:t>
+      </w:r>
+    </w:p>
+    <w:p>
+      <w:r>
+        <w:t xml:space="preserve">(d) Foreign agencies only</w:t>
+      </w:r>
+    </w:p>
+    <w:p>
+      <w:r>
+        <w:t xml:space="preserve">Answer: a</w:t>
+      </w:r>
+    </w:p>
+    <w:p>
+      <w:r>
+        <w:t xml:space="preserve">Solution: ✅ Correct Answer: (a)</w:t>
+      </w:r>
+    </w:p>
+    <w:p>
+      <w:r>
+        <w:t xml:space="preserve">🧠 Clinical Rationale: Jan Aushadhi medicines are quality-checked through the Bureau of Pharma PSUs of India (BPPI) under regulatory standards — ensuring safe, effective generics.</w:t>
+      </w:r>
+    </w:p>
+    <w:p>
+      <w:r>
+        <w:t xml:space="preserve">🔍 Key Clues: "Approved by" → BPPI / regulatory quality checks.</w:t>
+      </w:r>
+    </w:p>
+    <w:p>
+      <w:r>
+        <w:t xml:space="preserve">❌ Why Not Other Options?</w:t>
+      </w:r>
+    </w:p>
+    <w:p>
+      <w:r>
+        <w:t xml:space="preserve">(b), (c), (d) — They are not unregulated, private-only, or foreign-only.</w:t>
+      </w:r>
+    </w:p>
+    <w:p>
+      <w:r>
+        <w:t xml:space="preserve">⚠️ Exam Trap: BPPI = Bureau of Pharma PSUs — the Jan Aushadhi regulator.</w:t>
+      </w:r>
+    </w:p>
+    <w:p>
+      <w:r>
+        <w:t xml:space="preserve">💎 PNC Pearl: BPPI checks the quality behind Jan Aushadhi.</w:t>
+      </w:r>
+    </w:p>
+    <w:p>
+      <w:r>
+        <w:t xml:space="preserve">Positive Marks: 1</w:t>
+      </w:r>
+    </w:p>
+    <w:p>
+      <w:r>
+        <w:t xml:space="preserve">Negative Marks: 0.25</w:t>
+      </w:r>
+    </w:p>
+    <w:p>
+      <w:r>
+        <w:t xml:space="preserve"/>
+      </w:r>
+    </w:p>
+    <w:p>
+      <w:r>
+        <w:t xml:space="preserve">Question: The nurse is to give 350 mg of a medication. The tablets are 70 mg each. How many tablets are needed?</w:t>
+      </w:r>
+    </w:p>
+    <w:p>
+      <w:r>
+        <w:t xml:space="preserve">(a) 4 tablets</w:t>
+      </w:r>
+    </w:p>
+    <w:p>
+      <w:r>
+        <w:t xml:space="preserve">(b) 5 tablets</w:t>
+      </w:r>
+    </w:p>
+    <w:p>
+      <w:r>
+        <w:t xml:space="preserve">(c) 6 tablets</w:t>
+      </w:r>
+    </w:p>
+    <w:p>
+      <w:r>
+        <w:t xml:space="preserve">(d) 7 tablets</w:t>
+      </w:r>
+    </w:p>
+    <w:p>
+      <w:r>
+        <w:t xml:space="preserve">Answer: b</w:t>
+      </w:r>
+    </w:p>
+    <w:p>
+      <w:r>
+        <w:t xml:space="preserve">Solution: ✅ Correct Answer: (b)</w:t>
+      </w:r>
+    </w:p>
+    <w:p>
+      <w:r>
+        <w:t xml:space="preserve">🧠 Clinical Rationale: Tablets = Desired ÷ Have = 350 mg ÷ 70 mg = 5 tablets.</w:t>
+      </w:r>
+    </w:p>
+    <w:p>
+      <w:r>
+        <w:t xml:space="preserve">🔍 Key Clues: "350 mg" ordered, "70 mg each" → 350 ÷ 70 = 5.</w:t>
+      </w:r>
+    </w:p>
+    <w:p>
+      <w:r>
+        <w:t xml:space="preserve">❌ Why Not Other Options?</w:t>
+      </w:r>
+    </w:p>
+    <w:p>
+      <w:r>
+        <w:t xml:space="preserve">(a) — 4 tablets give 280 mg.</w:t>
+      </w:r>
+    </w:p>
+    <w:p>
+      <w:r>
+        <w:t xml:space="preserve">(c) — 6 tablets give 420 mg — overdose.</w:t>
+      </w:r>
+    </w:p>
+    <w:p>
+      <w:r>
+        <w:t xml:space="preserve">(d) — 7 tablets give 490 mg — overdose.</w:t>
+      </w:r>
+    </w:p>
+    <w:p>
+      <w:r>
+        <w:t xml:space="preserve">⚠️ Exam Trap: Desired ÷ Have; check the math.</w:t>
+      </w:r>
+    </w:p>
+    <w:p>
+      <w:r>
+        <w:t xml:space="preserve">💎 PNC Pearl: 350 ÷ 70 = 5 tablets.</w:t>
+      </w:r>
+    </w:p>
+    <w:p>
+      <w:r>
+        <w:t xml:space="preserve">Positive Marks: 1</w:t>
+      </w:r>
+    </w:p>
+    <w:p>
+      <w:r>
+        <w:t xml:space="preserve">Negative Marks: 0.25</w:t>
+      </w:r>
+    </w:p>
+    <w:p>
+      <w:r>
+        <w:t xml:space="preserve"/>
+      </w:r>
+    </w:p>
+    <w:p>
+      <w:r>
+        <w:t xml:space="preserve">Question: The nurse is caring for a patient with hypokalemia. Which food is recommended?</w:t>
+      </w:r>
+    </w:p>
+    <w:p>
+      <w:r>
+        <w:t xml:space="preserve">(a) Bananas, oranges, and potatoes</w:t>
+      </w:r>
+    </w:p>
+    <w:p>
+      <w:r>
+        <w:t xml:space="preserve">(b) Processed snacks</w:t>
+      </w:r>
+    </w:p>
+    <w:p>
+      <w:r>
+        <w:t xml:space="preserve">(c) White bread</w:t>
+      </w:r>
+    </w:p>
+    <w:p>
+      <w:r>
+        <w:t xml:space="preserve">(d) Sugary drinks</w:t>
+      </w:r>
+    </w:p>
+    <w:p>
+      <w:r>
+        <w:t xml:space="preserve">Answer: a</w:t>
+      </w:r>
+    </w:p>
+    <w:p>
+      <w:r>
+        <w:t xml:space="preserve">Solution: ✅ Correct Answer: (a)</w:t>
+      </w:r>
+    </w:p>
+    <w:p>
+      <w:r>
+        <w:t xml:space="preserve">🧠 Clinical Rationale: Potassium-rich foods — bananas, oranges, potatoes, spinach, and yogurt — replenish potassium, along with supplements as ordered. The nurse monitors potassium levels and ECG changes.</w:t>
+      </w:r>
+    </w:p>
+    <w:p>
+      <w:r>
+        <w:t xml:space="preserve">🔍 Key Clues: "Hypokalemia" → potassium-rich foods (bananas, oranges, potatoes).</w:t>
+      </w:r>
+    </w:p>
+    <w:p>
+      <w:r>
+        <w:t xml:space="preserve">❌ Why Not Other Options?</w:t>
+      </w:r>
+    </w:p>
+    <w:p>
+      <w:r>
+        <w:t xml:space="preserve">(b), (c), (d) — Processed snacks, white bread, and sugary drinks are potassium-poor.</w:t>
+      </w:r>
+    </w:p>
+    <w:p>
+      <w:r>
+        <w:t xml:space="preserve">⚠️ Exam Trap: Same foods restricted in CKD are RECOMMENDED in hypokalemia — know the flip.</w:t>
+      </w:r>
+    </w:p>
+    <w:p>
+      <w:r>
+        <w:t xml:space="preserve">💎 PNC Pearl: Hypokalemia = banana time; hyperkalemia = banana off.</w:t>
+      </w:r>
+    </w:p>
+    <w:p>
+      <w:r>
+        <w:t xml:space="preserve">Positive Marks: 1</w:t>
+      </w:r>
+    </w:p>
+    <w:p>
+      <w:r>
+        <w:t xml:space="preserve">Negative Marks: 0.25</w:t>
+      </w:r>
+    </w:p>
+    <w:p>
+      <w:r>
+        <w:t xml:space="preserve"/>
+      </w:r>
+    </w:p>
+    <w:p>
+      <w:r>
+        <w:t xml:space="preserve">Question: The nurse is assessing a patient's breathing. Which sound indicates upper airway obstruction?</w:t>
+      </w:r>
+    </w:p>
+    <w:p>
+      <w:r>
+        <w:t xml:space="preserve">(a) Stridor</w:t>
+      </w:r>
+    </w:p>
+    <w:p>
+      <w:r>
+        <w:t xml:space="preserve">(b) Crackles</w:t>
+      </w:r>
+    </w:p>
+    <w:p>
+      <w:r>
+        <w:t xml:space="preserve">(c) Wheezes only</w:t>
+      </w:r>
+    </w:p>
+    <w:p>
+      <w:r>
+        <w:t xml:space="preserve">(d) Normal breath sounds</w:t>
+      </w:r>
+    </w:p>
+    <w:p>
+      <w:r>
+        <w:t xml:space="preserve">Answer: a</w:t>
+      </w:r>
+    </w:p>
+    <w:p>
+      <w:r>
+        <w:t xml:space="preserve">Solution: ✅ Correct Answer: (a)</w:t>
+      </w:r>
+    </w:p>
+    <w:p>
+      <w:r>
+        <w:t xml:space="preserve">🧠 Clinical Rationale: Stridor — a high-pitched inspiratory sound — indicates upper airway obstruction (croup, foreign body, edema) — an emergency. Crackles suggest fluid in the lungs; wheezes indicate bronchospasm.</w:t>
+      </w:r>
+    </w:p>
+    <w:p>
+      <w:r>
+        <w:t xml:space="preserve">🔍 Key Clues: "Upper airway obstruction" → stridor (inspiratory, high-pitched).</w:t>
+      </w:r>
+    </w:p>
+    <w:p>
+      <w:r>
+        <w:t xml:space="preserve">❌ Why Not Other Options?</w:t>
+      </w:r>
+    </w:p>
+    <w:p>
+      <w:r>
+        <w:t xml:space="preserve">(b) — Crackles = fluid/alveoli (pneumonia, heart failure).</w:t>
+      </w:r>
+    </w:p>
+    <w:p>
+      <w:r>
+        <w:t xml:space="preserve">(c) — Wheezes = bronchospasm (asthma, COPD).</w:t>
+      </w:r>
+    </w:p>
+    <w:p>
+      <w:r>
+        <w:t xml:space="preserve">(d) — Normal breath sounds are clear.</w:t>
+      </w:r>
+    </w:p>
+    <w:p>
+      <w:r>
+        <w:t xml:space="preserve">⚠️ Exam Trap: Stridor = upper airway (emergency); wheeze = lower airway (bronchospasm).</w:t>
+      </w:r>
+    </w:p>
+    <w:p>
+      <w:r>
+        <w:t xml:space="preserve">💎 PNC Pearl: Stridor = airway blocked above; wheeze = tubes narrowed below.</w:t>
+      </w:r>
+    </w:p>
+    <w:p>
+      <w:r>
+        <w:t xml:space="preserve">Positive Marks: 1</w:t>
+      </w:r>
+    </w:p>
+    <w:p>
+      <w:r>
+        <w:t xml:space="preserve">Negative Marks: 0.25</w:t>
+      </w:r>
+    </w:p>
+    <w:p>
+      <w:r>
+        <w:t xml:space="preserve"/>
+      </w:r>
+    </w:p>
+    <w:p>
+      <w:r>
+        <w:t xml:space="preserve">Question: A patient with a fractured pelvis is on bed rest. The nurse should:</w:t>
+      </w:r>
+    </w:p>
+    <w:p>
+      <w:r>
+        <w:t xml:space="preserve">(a) Monitor for internal bleeding, apply graduated activity, and prevent complications</w:t>
+      </w:r>
+    </w:p>
+    <w:p>
+      <w:r>
+        <w:t xml:space="preserve">(b) Ambulate immediately</w:t>
+      </w:r>
+    </w:p>
+    <w:p>
+      <w:r>
+        <w:t xml:space="preserve">(c) Restrict all monitoring</w:t>
+      </w:r>
+    </w:p>
+    <w:p>
+      <w:r>
+        <w:t xml:space="preserve">(d) Remove the traction</w:t>
+      </w:r>
+    </w:p>
+    <w:p>
+      <w:r>
+        <w:t xml:space="preserve">Answer: a</w:t>
+      </w:r>
+    </w:p>
+    <w:p>
+      <w:r>
+        <w:t xml:space="preserve">Solution: ✅ Correct Answer: (a)</w:t>
+      </w:r>
+    </w:p>
+    <w:p>
+      <w:r>
+        <w:t xml:space="preserve">🧠 Clinical Rationale: Pelvic fracture care — monitoring for hemorrhage (vitals, hemoglobin), gradual mobility progression, DVT/pressure injury prevention, and pain management. Pelvic fractures can bleed significantly.</w:t>
+      </w:r>
+    </w:p>
+    <w:p>
+      <w:r>
+        <w:t xml:space="preserve">🔍 Key Clues: "Fractured pelvis" + "bed rest" → bleeding watch + complication prevention.</w:t>
+      </w:r>
+    </w:p>
+    <w:p>
+      <w:r>
+        <w:t xml:space="preserve">❌ Why Not Other Options?</w:t>
+      </w:r>
+    </w:p>
+    <w:p>
+      <w:r>
+        <w:t xml:space="preserve">(b) — Immediate ambulation is unsafe with an unstable pelvis.</w:t>
+      </w:r>
+    </w:p>
+    <w:p>
+      <w:r>
+        <w:t xml:space="preserve">(c) — Monitoring detects the major risk: internal bleeding.</w:t>
+      </w:r>
+    </w:p>
+    <w:p>
+      <w:r>
+        <w:t xml:space="preserve">(d) — Traction/immobilization is maintained as ordered.</w:t>
+      </w:r>
+    </w:p>
+    <w:p>
+      <w:r>
+        <w:t xml:space="preserve">⚠️ Exam Trap: The pelvis can hide massive blood loss — watch vitals and Hb closely.</w:t>
+      </w:r>
+    </w:p>
+    <w:p>
+      <w:r>
+        <w:t xml:space="preserve">💎 PNC Pearl: Pelvic fracture = hidden bleeder — monitor vitals, move slowly.</w:t>
+      </w:r>
+    </w:p>
+    <w:p>
+      <w:r>
+        <w:t xml:space="preserve">Positive Marks: 1</w:t>
+      </w:r>
+    </w:p>
+    <w:p>
+      <w:r>
+        <w:t xml:space="preserve">Negative Marks: 0.25</w:t>
       </w:r>
     </w:p>
     <w:sectPr>
       <w:pgSz w:w="12240" w:h="15840"/>
-      <w:pgMar w:top="864" w:right="1008" w:bottom="864" w:left="1008" w:header="720" w:footer="720" w:gutter="0"/>
+      <w:pgMar w:top="1440" w:right="1800" w:bottom="1440" w:left="1800" w:header="720" w:footer="720" w:gutter="0"/>
       <w:cols w:space="720"/>
       <w:docGrid w:linePitch="360"/>
     </w:sectPr>
@@ -2535,10 +2115,6 @@
     <w:name w:val="Normal"/>
     <w:qFormat/>
     <w:rsid w:val="00FC693F"/>
-    <w:rPr>
-      <w:rFonts w:ascii="Calibri" w:hAnsi="Calibri"/>
-      <w:sz w:val="22"/>
-    </w:rPr>
   </w:style>
   <w:style w:type="paragraph" w:styleId="Header">
     <w:name w:val="header"/>
